--- a/flow/20230914_vu_template/drafts/2024-08-g/28-СР-Мойсея Мурина.docx
+++ b/flow/20230914_vu_template/drafts/2024-08-g/28-СР-Мойсея Мурина.docx
@@ -4798,18 +4798,52 @@
     </w:p>
     <w:p>
       <w:pPr>
-        <w:spacing w:after="120" w:lineRule="auto"/>
-        <w:jc w:val="both"/>
-        <w:rPr>
-          <w:rFonts w:ascii="Times New Roman" w:cs="Times New Roman" w:eastAsia="Times New Roman" w:hAnsi="Times New Roman"/>
-          <w:sz w:val="24"/>
-          <w:szCs w:val="24"/>
-        </w:rPr>
-      </w:pPr>
-      <w:r>
-        <w:rPr>
-          <w:rtl w:val="0"/>
-        </w:rPr>
+        <w:pStyle w:val="a"/>
+        <w:spacing w:after="120"/>
+      </w:pPr>
+      <w:r>
+        <w:rPr>
+          <w:rFonts w:ascii="Times New Roman" w:hAnsi="Times New Roman"/>
+          <w:i/>
+          <w:color w:val="FF0000"/>
+          <w:sz w:val="24"/>
+        </w:rPr>
+        <w:t>(г. 1, подібний: Небесних хорів):</w:t>
+      </w:r>
+      <w:r>
+        <w:rPr>
+          <w:rFonts w:ascii="Times New Roman" w:hAnsi="Times New Roman"/>
+          <w:sz w:val="24"/>
+        </w:rPr>
+        <w:t xml:space="preserve"> Настала, </w:t>
+      </w:r>
+      <w:r>
+        <w:rPr>
+          <w:rFonts w:ascii="Times New Roman" w:hAnsi="Times New Roman"/>
+          <w:sz w:val="24"/>
+        </w:rPr>
+        <w:t>Богоносний</w:t>
+      </w:r>
+      <w:r>
+        <w:rPr>
+          <w:rFonts w:ascii="Times New Roman" w:hAnsi="Times New Roman"/>
+          <w:sz w:val="24"/>
+        </w:rPr>
+        <w:t xml:space="preserve">,* ясніша від сонця пам'ять твоя,* що опромінює тих, які з вірою до тебе приходять,* наповнює запахом безсмертя* і виточує душам </w:t>
+      </w:r>
+      <w:r>
+        <w:rPr>
+          <w:rFonts w:ascii="Times New Roman" w:hAnsi="Times New Roman"/>
+          <w:sz w:val="24"/>
+        </w:rPr>
+        <w:t>ізцілення</w:t>
+      </w:r>
+      <w:r>
+        <w:rPr>
+          <w:rFonts w:ascii="Times New Roman" w:hAnsi="Times New Roman"/>
+          <w:sz w:val="24"/>
+        </w:rPr>
+        <w:t>, Мойсею,* молільнику за душі наші.</w:t>
       </w:r>
     </w:p>
     <w:p>
@@ -4883,18 +4917,64 @@
     </w:p>
     <w:p>
       <w:pPr>
-        <w:spacing w:after="120" w:lineRule="auto"/>
-        <w:jc w:val="both"/>
-        <w:rPr>
-          <w:rFonts w:ascii="Times New Roman" w:cs="Times New Roman" w:eastAsia="Times New Roman" w:hAnsi="Times New Roman"/>
-          <w:sz w:val="24"/>
-          <w:szCs w:val="24"/>
-        </w:rPr>
-      </w:pPr>
-      <w:r>
-        <w:rPr>
-          <w:rtl w:val="0"/>
-        </w:rPr>
+        <w:pStyle w:val="a"/>
+        <w:spacing w:after="120"/>
+      </w:pPr>
+      <w:r>
+        <w:rPr>
+          <w:rFonts w:ascii="Times New Roman" w:hAnsi="Times New Roman"/>
+          <w:sz w:val="24"/>
+        </w:rPr>
+        <w:t>Чудотворче</w:t>
+      </w:r>
+      <w:r>
+        <w:rPr>
+          <w:rFonts w:ascii="Times New Roman" w:hAnsi="Times New Roman"/>
+          <w:sz w:val="24"/>
+        </w:rPr>
+        <w:t xml:space="preserve"> Мойсею!* </w:t>
+      </w:r>
+      <w:r>
+        <w:rPr>
+          <w:rFonts w:ascii="Times New Roman" w:hAnsi="Times New Roman"/>
+          <w:sz w:val="24"/>
+        </w:rPr>
+        <w:t>Вудилами</w:t>
+      </w:r>
+      <w:r>
+        <w:rPr>
+          <w:rFonts w:ascii="Times New Roman" w:hAnsi="Times New Roman"/>
+          <w:sz w:val="24"/>
+        </w:rPr>
+        <w:t xml:space="preserve"> </w:t>
+      </w:r>
+      <w:r>
+        <w:rPr>
+          <w:rFonts w:ascii="Times New Roman" w:hAnsi="Times New Roman"/>
+          <w:sz w:val="24"/>
+        </w:rPr>
+        <w:t>стриманости</w:t>
+      </w:r>
+      <w:r>
+        <w:rPr>
+          <w:rFonts w:ascii="Times New Roman" w:hAnsi="Times New Roman"/>
+          <w:sz w:val="24"/>
+        </w:rPr>
+        <w:t xml:space="preserve"> переміг ти тілесні пристрасні почування* і </w:t>
+      </w:r>
+      <w:r>
+        <w:rPr>
+          <w:rFonts w:ascii="Times New Roman" w:hAnsi="Times New Roman"/>
+          <w:sz w:val="24"/>
+        </w:rPr>
+        <w:t>появив</w:t>
+      </w:r>
+      <w:r>
+        <w:rPr>
+          <w:rFonts w:ascii="Times New Roman" w:hAnsi="Times New Roman"/>
+          <w:sz w:val="24"/>
+        </w:rPr>
+        <w:t xml:space="preserve"> на землі ревність безтілесних,* підкоривши духові всі тілесні прагнення.* Перебуваючи нині в небесних оселях,* молися за душі наші.</w:t>
       </w:r>
     </w:p>
     <w:p>
@@ -4942,128 +5022,100 @@
     </w:p>
     <w:p>
       <w:pPr>
-        <w:spacing w:after="120" w:lineRule="auto"/>
-        <w:jc w:val="both"/>
-        <w:rPr>
-          <w:rFonts w:ascii="Times New Roman" w:cs="Times New Roman" w:eastAsia="Times New Roman" w:hAnsi="Times New Roman"/>
-          <w:sz w:val="24"/>
-          <w:szCs w:val="24"/>
-        </w:rPr>
-      </w:pPr>
-      <w:r>
-        <w:rPr>
-          <w:rtl w:val="0"/>
-        </w:rPr>
-      </w:r>
-    </w:p>
-    <w:p>
-      <w:pPr>
-        <w:spacing w:after="120" w:lineRule="auto"/>
-        <w:jc w:val="both"/>
-        <w:rPr>
-          <w:rFonts w:ascii="Times New Roman" w:cs="Times New Roman" w:eastAsia="Times New Roman" w:hAnsi="Times New Roman"/>
-          <w:i w:val="1"/>
-          <w:color w:val="ff0000"/>
-          <w:sz w:val="24"/>
-          <w:szCs w:val="24"/>
-        </w:rPr>
-      </w:pPr>
-      <w:r>
-        <w:rPr>
-          <w:rFonts w:ascii="Times New Roman" w:cs="Times New Roman" w:eastAsia="Times New Roman" w:hAnsi="Times New Roman"/>
-          <w:b w:val="1"/>
-          <w:sz w:val="24"/>
-          <w:szCs w:val="24"/>
-          <w:rtl w:val="0"/>
-        </w:rPr>
-        <w:t xml:space="preserve">Слава </w:t>
-      </w:r>
-      <w:r>
-        <w:rPr>
-          <w:rtl w:val="0"/>
-        </w:rPr>
-      </w:r>
-    </w:p>
-    <w:p>
-      <w:pPr>
-        <w:spacing w:after="120" w:lineRule="auto"/>
-        <w:jc w:val="both"/>
-        <w:rPr>
-          <w:rFonts w:ascii="Times New Roman" w:cs="Times New Roman" w:eastAsia="Times New Roman" w:hAnsi="Times New Roman"/>
-          <w:sz w:val="24"/>
-          <w:szCs w:val="24"/>
-        </w:rPr>
-      </w:pPr>
-      <w:r>
-        <w:rPr>
-          <w:rtl w:val="0"/>
-        </w:rPr>
-      </w:r>
-    </w:p>
-    <w:p>
-      <w:pPr>
-        <w:spacing w:after="120" w:lineRule="auto"/>
-        <w:jc w:val="both"/>
-        <w:rPr>
-          <w:rFonts w:ascii="Times New Roman" w:cs="Times New Roman" w:eastAsia="Times New Roman" w:hAnsi="Times New Roman"/>
-          <w:sz w:val="24"/>
-          <w:szCs w:val="24"/>
-        </w:rPr>
-      </w:pPr>
-      <w:r>
-        <w:rPr>
-          <w:rFonts w:ascii="Times New Roman" w:cs="Times New Roman" w:eastAsia="Times New Roman" w:hAnsi="Times New Roman"/>
-          <w:b w:val="1"/>
-          <w:sz w:val="24"/>
-          <w:szCs w:val="24"/>
-          <w:rtl w:val="0"/>
-        </w:rPr>
-        <w:t xml:space="preserve">І нині</w:t>
-      </w:r>
-      <w:r>
-        <w:rPr>
-          <w:rFonts w:ascii="Times New Roman" w:cs="Times New Roman" w:eastAsia="Times New Roman" w:hAnsi="Times New Roman"/>
-          <w:sz w:val="24"/>
-          <w:szCs w:val="24"/>
-          <w:rtl w:val="0"/>
+        <w:pStyle w:val="a"/>
+        <w:spacing w:after="120"/>
+      </w:pPr>
+      <w:r>
+        <w:rPr>
+          <w:rFonts w:ascii="Times New Roman" w:hAnsi="Times New Roman"/>
+          <w:sz w:val="24"/>
+        </w:rPr>
+        <w:t xml:space="preserve">Блаженний Мойсею! Ти поклав за основу чеснот* зречення з </w:t>
+      </w:r>
+      <w:r>
+        <w:rPr>
+          <w:rFonts w:ascii="Times New Roman" w:hAnsi="Times New Roman"/>
+          <w:sz w:val="24"/>
+        </w:rPr>
+        <w:t>похітливости</w:t>
+      </w:r>
+      <w:r>
+        <w:rPr>
+          <w:rFonts w:ascii="Times New Roman" w:hAnsi="Times New Roman"/>
+          <w:sz w:val="24"/>
+        </w:rPr>
+        <w:t xml:space="preserve"> давнього чоловіка* і направду зодягнувся у Христа.* Тому й засоромив ти, Преподобний, багато ворожих наступів,* і ставши начальником ченців;* моли його, щоб </w:t>
+      </w:r>
+      <w:r>
+        <w:rPr>
+          <w:rFonts w:ascii="Times New Roman" w:hAnsi="Times New Roman"/>
+          <w:sz w:val="24"/>
+        </w:rPr>
+        <w:t>спастися</w:t>
+      </w:r>
+      <w:r>
+        <w:rPr>
+          <w:rFonts w:ascii="Times New Roman" w:hAnsi="Times New Roman"/>
+          <w:sz w:val="24"/>
+        </w:rPr>
+        <w:t xml:space="preserve"> душам нашим.</w:t>
+      </w:r>
+    </w:p>
+    <w:p>
+      <w:pPr>
+        <w:pStyle w:val="a"/>
+        <w:spacing w:after="120"/>
+      </w:pPr>
+      <w:r>
+        <w:rPr>
+          <w:rFonts w:ascii="Times New Roman" w:hAnsi="Times New Roman"/>
+          <w:b/>
+          <w:sz w:val="24"/>
+        </w:rPr>
+        <w:t>Слава</w:t>
+      </w:r>
+      <w:r>
+        <w:rPr>
+          <w:rFonts w:ascii="Times New Roman" w:hAnsi="Times New Roman"/>
+          <w:sz w:val="24"/>
         </w:rPr>
         <w:t xml:space="preserve"> </w:t>
       </w:r>
       <w:r>
         <w:rPr>
-          <w:rFonts w:ascii="Times New Roman" w:cs="Times New Roman" w:eastAsia="Times New Roman" w:hAnsi="Times New Roman"/>
-          <w:i w:val="1"/>
-          <w:color w:val="ff0000"/>
-          <w:sz w:val="24"/>
-          <w:szCs w:val="24"/>
-          <w:rtl w:val="0"/>
-        </w:rPr>
-        <w:t xml:space="preserve">(богородичний):</w:t>
-      </w:r>
-      <w:r>
-        <w:rPr>
-          <w:rFonts w:ascii="Times New Roman" w:cs="Times New Roman" w:eastAsia="Times New Roman" w:hAnsi="Times New Roman"/>
-          <w:sz w:val="24"/>
-          <w:szCs w:val="24"/>
-          <w:rtl w:val="0"/>
+          <w:rFonts w:ascii="Times New Roman" w:hAnsi="Times New Roman"/>
+          <w:i/>
+          <w:color w:val="FF0000"/>
+          <w:sz w:val="24"/>
+        </w:rPr>
+        <w:t>(г. 1):</w:t>
+      </w:r>
+      <w:r>
+        <w:rPr>
+          <w:rFonts w:ascii="Times New Roman" w:hAnsi="Times New Roman"/>
+          <w:color w:val="FF0000"/>
+          <w:sz w:val="24"/>
         </w:rPr>
         <w:t xml:space="preserve"> </w:t>
       </w:r>
-    </w:p>
-    <w:p>
-      <w:pPr>
-        <w:spacing w:after="120" w:lineRule="auto"/>
-        <w:jc w:val="both"/>
-        <w:rPr>
-          <w:rFonts w:ascii="Times New Roman" w:cs="Times New Roman" w:eastAsia="Times New Roman" w:hAnsi="Times New Roman"/>
-          <w:sz w:val="24"/>
-          <w:szCs w:val="24"/>
-        </w:rPr>
-      </w:pPr>
-      <w:r>
-        <w:rPr>
-          <w:rtl w:val="0"/>
-        </w:rPr>
+      <w:r>
+        <w:rPr>
+          <w:rFonts w:ascii="Times New Roman" w:hAnsi="Times New Roman"/>
+          <w:sz w:val="24"/>
+        </w:rPr>
+        <w:t xml:space="preserve">Безліч монахів вшановує тебе, отче наш Мойсею,* як свого наставника;* твоєю бо стежкою ми справді навчилися праведно ходити.* Блаженний ти, що трудився </w:t>
+      </w:r>
+      <w:r>
+        <w:rPr>
+          <w:rFonts w:ascii="Times New Roman" w:hAnsi="Times New Roman"/>
+          <w:sz w:val="24"/>
+        </w:rPr>
+        <w:t>для Христа* і посоромив ворожу силу,* ангелів співбесіднику, преподобних і праведних співучаснику!* Молися з ними Господеві,* щоб помилував душі наші.</w:t>
+      </w:r>
+    </w:p>
+    <w:p>
+      <w:r>
+        <w:t>ХРЕСТОБОГОРОДИЧНИЙ</w:t>
       </w:r>
     </w:p>
     <w:p>
@@ -7154,17 +7206,17 @@
         <w:rPr>
           <w:rFonts w:ascii="Times New Roman" w:hAnsi="Times New Roman"/>
           <w:i/>
-          <w:color w:val="FF0000"/>
-          <w:sz w:val="24"/>
-        </w:rPr>
-        <w:t>(г. 1):</w:t>
-      </w:r>
-      <w:r>
-        <w:rPr>
-          <w:rFonts w:ascii="Times New Roman" w:hAnsi="Times New Roman"/>
-          <w:sz w:val="24"/>
-        </w:rPr>
-        <w:t xml:space="preserve"> Пустинним жителем і в тілі ангелом,* і чудотворцем показав ти себе, богоносний отче наш Мойсею.* Постом, чуванням, молитвою небесні дарування прийнявши,* зціляєш недужих і душі, що з вірою прибігають до тебе.* Слава тому, що дав тобі кріпость,* слава тому, що вінчав тебе,* слава тому, що дає тобою всім зцілення.</w:t>
+          <w:color w:val="FF4400"/>
+          <w:sz w:val="24"/>
+        </w:rPr>
+        <w:t xml:space="preserve">(г. 1): </w:t>
+      </w:r>
+      <w:r>
+        <w:rPr>
+          <w:rFonts w:ascii="Times New Roman" w:hAnsi="Times New Roman"/>
+          <w:sz w:val="24"/>
+        </w:rPr>
+        <w:t>Пустинним жителем і в тілі ангелом,* і чудотворцем показав ти себе, богоносний отче наш Мойсею.* Постом, чуванням, молитвою небесні дарування прийнявши,* зціляєш недужих і душі, що з вірою прибігають до тебе.* Слава тому, що дав тобі кріпость,* слава тому, що вінчав тебе,* слава тому, що дає тобою всім зцілення.</w:t>
       </w:r>
     </w:p>
     <w:p>
@@ -7183,39 +7235,17 @@
         <w:rPr>
           <w:rFonts w:ascii="Times New Roman" w:hAnsi="Times New Roman"/>
           <w:i/>
-          <w:color w:val="FF0000"/>
-          <w:sz w:val="24"/>
-        </w:rPr>
-        <w:t>Богородичний (г. 1):</w:t>
-      </w:r>
-      <w:r>
-        <w:rPr>
-          <w:rFonts w:ascii="Times New Roman" w:hAnsi="Times New Roman"/>
-          <w:color w:val="FF0000"/>
-          <w:sz w:val="24"/>
-        </w:rPr>
-        <w:t xml:space="preserve"> </w:t>
-      </w:r>
-      <w:r>
-        <w:rPr>
-          <w:rFonts w:ascii="Times New Roman" w:hAnsi="Times New Roman"/>
-          <w:sz w:val="24"/>
-        </w:rPr>
-        <w:t xml:space="preserve">Маючи твоє заступництво, Пречиста,* і визволені твоїми молитвами з тяжких бід* та хрестом Сина твого повсюди </w:t>
-      </w:r>
-      <w:r>
-        <w:rPr>
-          <w:rFonts w:ascii="Times New Roman" w:hAnsi="Times New Roman"/>
-          <w:sz w:val="24"/>
-        </w:rPr>
-        <w:t>хоронені</w:t>
-      </w:r>
-      <w:r>
-        <w:rPr>
-          <w:rFonts w:ascii="Times New Roman" w:hAnsi="Times New Roman"/>
-          <w:sz w:val="24"/>
-        </w:rPr>
-        <w:t>,* тебе, як належить, всі побожно величаємо.</w:t>
+          <w:color w:val="FF4400"/>
+          <w:sz w:val="24"/>
+        </w:rPr>
+        <w:t xml:space="preserve">(г. 1): </w:t>
+      </w:r>
+      <w:r>
+        <w:rPr>
+          <w:rFonts w:ascii="Times New Roman" w:hAnsi="Times New Roman"/>
+          <w:sz w:val="24"/>
+        </w:rPr>
+        <w:t>Маючи твоє заступництво, Пречиста,* і визволені твоїми молитвами з тяжких бід* та хрестом Сина твого повсюди хоронені,* тебе, як належить, всі побожно величаємо.</w:t>
       </w:r>
     </w:p>
     <w:p>
@@ -12416,17 +12446,17 @@
         <w:rPr>
           <w:rFonts w:ascii="Times New Roman" w:hAnsi="Times New Roman"/>
           <w:i/>
-          <w:color w:val="FF0000"/>
-          <w:sz w:val="24"/>
-        </w:rPr>
-        <w:t>(г. 1):</w:t>
-      </w:r>
-      <w:r>
-        <w:rPr>
-          <w:rFonts w:ascii="Times New Roman" w:hAnsi="Times New Roman"/>
-          <w:sz w:val="24"/>
-        </w:rPr>
-        <w:t xml:space="preserve"> Пустинним жителем і в тілі ангелом,* і чудотворцем показав ти себе, богоносний отче наш Мойсею.* Постом, чуванням, молитвою небесні дарування прийнявши,* зціляєш недужих і душі, що з вірою прибігають до тебе.* Слава тому, що дав тобі кріпость,* слава тому, що вінчав тебе,* слава тому, що дає тобою всім зцілення.</w:t>
+          <w:color w:val="FF4400"/>
+          <w:sz w:val="24"/>
+        </w:rPr>
+        <w:t xml:space="preserve">(г. 1): </w:t>
+      </w:r>
+      <w:r>
+        <w:rPr>
+          <w:rFonts w:ascii="Times New Roman" w:hAnsi="Times New Roman"/>
+          <w:sz w:val="24"/>
+        </w:rPr>
+        <w:t>Пустинним жителем і в тілі ангелом,* і чудотворцем показав ти себе, богоносний отче наш Мойсею.* Постом, чуванням, молитвою небесні дарування прийнявши,* зціляєш недужих і душі, що з вірою прибігають до тебе.* Слава тому, що дав тобі кріпость,* слава тому, що вінчав тебе,* слава тому, що дає тобою всім зцілення.</w:t>
       </w:r>
       <w:r>
         <w:rPr>
@@ -12454,39 +12484,17 @@
         <w:rPr>
           <w:rFonts w:ascii="Times New Roman" w:hAnsi="Times New Roman"/>
           <w:i/>
-          <w:color w:val="FF0000"/>
-          <w:sz w:val="24"/>
-        </w:rPr>
-        <w:t>Богородичний (г. 1):</w:t>
-      </w:r>
-      <w:r>
-        <w:rPr>
-          <w:rFonts w:ascii="Times New Roman" w:hAnsi="Times New Roman"/>
-          <w:color w:val="FF0000"/>
-          <w:sz w:val="24"/>
-        </w:rPr>
-        <w:t xml:space="preserve"> </w:t>
-      </w:r>
-      <w:r>
-        <w:rPr>
-          <w:rFonts w:ascii="Times New Roman" w:hAnsi="Times New Roman"/>
-          <w:sz w:val="24"/>
-        </w:rPr>
-        <w:t xml:space="preserve">Пречиста Богородице, на небі благословенна* і на землі славлена:* Радуйся, </w:t>
-      </w:r>
-      <w:r>
-        <w:rPr>
-          <w:rFonts w:ascii="Times New Roman" w:hAnsi="Times New Roman"/>
-          <w:sz w:val="24"/>
-        </w:rPr>
-        <w:t>невісто</w:t>
-      </w:r>
-      <w:r>
-        <w:rPr>
-          <w:rFonts w:ascii="Times New Roman" w:hAnsi="Times New Roman"/>
-          <w:sz w:val="24"/>
-        </w:rPr>
-        <w:t>, − Діво чиста!</w:t>
+          <w:color w:val="FF4400"/>
+          <w:sz w:val="24"/>
+        </w:rPr>
+        <w:t xml:space="preserve">(г. 1): </w:t>
+      </w:r>
+      <w:r>
+        <w:rPr>
+          <w:rFonts w:ascii="Times New Roman" w:hAnsi="Times New Roman"/>
+          <w:sz w:val="24"/>
+        </w:rPr>
+        <w:t>Пречиста Богородице, на небі благословенна* і на землі славлена:* Радуйся, невісто, − Діво чиста!</w:t>
       </w:r>
     </w:p>
     <w:p>
@@ -19676,17 +19684,17 @@
         <w:rPr>
           <w:rFonts w:ascii="Times New Roman" w:hAnsi="Times New Roman"/>
           <w:i/>
-          <w:color w:val="FF0000"/>
-          <w:sz w:val="24"/>
-        </w:rPr>
-        <w:t>(г. 1):</w:t>
-      </w:r>
-      <w:r>
-        <w:rPr>
-          <w:rFonts w:ascii="Times New Roman" w:hAnsi="Times New Roman"/>
-          <w:sz w:val="24"/>
-        </w:rPr>
-        <w:t xml:space="preserve"> Пустинним жителем і в тілі ангелом,* і чудотворцем показав ти себе, богоносний отче наш Мойсею.* Постом, чуванням, молитвою небесні дарування прийнявши,* зціляєш недужих і душі, що з вірою прибігають до тебе.* Слава тому, що дав тобі кріпость,* слава тому, що вінчав тебе,* слава тому, що дає тобою всім зцілення.</w:t>
+          <w:color w:val="FF4400"/>
+          <w:sz w:val="24"/>
+        </w:rPr>
+        <w:t xml:space="preserve">(г. 1): </w:t>
+      </w:r>
+      <w:r>
+        <w:rPr>
+          <w:rFonts w:ascii="Times New Roman" w:hAnsi="Times New Roman"/>
+          <w:sz w:val="24"/>
+        </w:rPr>
+        <w:t>Пустинним жителем і в тілі ангелом,* і чудотворцем показав ти себе, богоносний отче наш Мойсею.* Постом, чуванням, молитвою небесні дарування прийнявши,* зціляєш недужих і душі, що з вірою прибігають до тебе.* Слава тому, що дав тобі кріпость,* слава тому, що вінчав тебе,* слава тому, що дає тобою всім зцілення.</w:t>
       </w:r>
     </w:p>
     <w:p>
@@ -19705,39 +19713,17 @@
         <w:rPr>
           <w:rFonts w:ascii="Times New Roman" w:hAnsi="Times New Roman"/>
           <w:i/>
-          <w:color w:val="FF0000"/>
-          <w:sz w:val="24"/>
-        </w:rPr>
-        <w:t>Богородичний (г. 1):</w:t>
-      </w:r>
-      <w:r>
-        <w:rPr>
-          <w:rFonts w:ascii="Times New Roman" w:hAnsi="Times New Roman"/>
-          <w:color w:val="FF0000"/>
-          <w:sz w:val="24"/>
-        </w:rPr>
-        <w:t xml:space="preserve"> </w:t>
-      </w:r>
-      <w:r>
-        <w:rPr>
-          <w:rFonts w:ascii="Times New Roman" w:hAnsi="Times New Roman"/>
-          <w:sz w:val="24"/>
-        </w:rPr>
-        <w:t xml:space="preserve">Пречиста Богородице, на небі благословенна* і на землі славлена:* Радуйся, </w:t>
-      </w:r>
-      <w:r>
-        <w:rPr>
-          <w:rFonts w:ascii="Times New Roman" w:hAnsi="Times New Roman"/>
-          <w:sz w:val="24"/>
-        </w:rPr>
-        <w:t>невісто</w:t>
-      </w:r>
-      <w:r>
-        <w:rPr>
-          <w:rFonts w:ascii="Times New Roman" w:hAnsi="Times New Roman"/>
-          <w:sz w:val="24"/>
-        </w:rPr>
-        <w:t>, − Діво чиста!</w:t>
+          <w:color w:val="FF4400"/>
+          <w:sz w:val="24"/>
+        </w:rPr>
+        <w:t xml:space="preserve">(г. 1): </w:t>
+      </w:r>
+      <w:r>
+        <w:rPr>
+          <w:rFonts w:ascii="Times New Roman" w:hAnsi="Times New Roman"/>
+          <w:sz w:val="24"/>
+        </w:rPr>
+        <w:t>Пречиста Богородице, на небі благословенна* і на землі славлена:* Радуйся, невісто, − Діво чиста!</w:t>
       </w:r>
     </w:p>
     <w:p>

--- a/flow/20230914_vu_template/drafts/2024-08-g/28-СР-Мойсея Мурина.docx
+++ b/flow/20230914_vu_template/drafts/2024-08-g/28-СР-Мойсея Мурина.docx
@@ -7369,7 +7369,7 @@
           <w:sz w:val="24"/>
           <w:u w:val="single"/>
         </w:rPr>
-        <w:t>Ви́веди</w:t>
+        <w:t xml:space="preserve">Коли́ Ти, </w:t>
       </w:r>
       <w:r>
         <w:rPr>
@@ -7377,7 +7377,7 @@
           <w:sz w:val="24"/>
           <w:u w:val="single"/>
         </w:rPr>
-        <w:t xml:space="preserve"> з </w:t>
+        <w:t>Го́споди</w:t>
       </w:r>
       <w:r>
         <w:rPr>
@@ -7385,7 +7385,7 @@
           <w:sz w:val="24"/>
           <w:u w:val="single"/>
         </w:rPr>
-        <w:t>в’язни́ці</w:t>
+        <w:t xml:space="preserve">, </w:t>
       </w:r>
       <w:r>
         <w:rPr>
@@ -7393,7 +7393,7 @@
           <w:sz w:val="24"/>
           <w:u w:val="single"/>
         </w:rPr>
-        <w:t xml:space="preserve"> мою́ </w:t>
+        <w:t>зважа́тимеш</w:t>
       </w:r>
       <w:r>
         <w:rPr>
@@ -7401,7 +7401,7 @@
           <w:sz w:val="24"/>
           <w:u w:val="single"/>
         </w:rPr>
-        <w:t>ду́шу</w:t>
+        <w:t xml:space="preserve"> на </w:t>
       </w:r>
       <w:r>
         <w:rPr>
@@ -7409,7 +7409,7 @@
           <w:sz w:val="24"/>
           <w:u w:val="single"/>
         </w:rPr>
-        <w:t xml:space="preserve">,* щоб </w:t>
+        <w:t>беззако́ння</w:t>
       </w:r>
       <w:r>
         <w:rPr>
@@ -7417,7 +7417,7 @@
           <w:sz w:val="24"/>
           <w:u w:val="single"/>
         </w:rPr>
-        <w:t>дя́кувати</w:t>
+        <w:t xml:space="preserve">, то хто </w:t>
       </w:r>
       <w:r>
         <w:rPr>
@@ -7425,7 +7425,7 @@
           <w:sz w:val="24"/>
           <w:u w:val="single"/>
         </w:rPr>
-        <w:t xml:space="preserve"> </w:t>
+        <w:t>всто́їться</w:t>
       </w:r>
       <w:r>
         <w:rPr>
@@ -7433,7 +7433,7 @@
           <w:sz w:val="24"/>
           <w:u w:val="single"/>
         </w:rPr>
-        <w:t>І́мені</w:t>
+        <w:t xml:space="preserve">, Го́споди.* Та в </w:t>
       </w:r>
       <w:r>
         <w:rPr>
@@ -7441,7 +7441,7 @@
           <w:sz w:val="24"/>
           <w:u w:val="single"/>
         </w:rPr>
-        <w:t xml:space="preserve"> </w:t>
+        <w:t>Те́бе</w:t>
       </w:r>
       <w:r>
         <w:rPr>
@@ -7449,7 +7449,15 @@
           <w:sz w:val="24"/>
           <w:u w:val="single"/>
         </w:rPr>
-        <w:t>Твоє́му</w:t>
+        <w:t xml:space="preserve"> є </w:t>
+      </w:r>
+      <w:r>
+        <w:rPr>
+          <w:rFonts w:ascii="Times New Roman" w:hAnsi="Times New Roman"/>
+          <w:sz w:val="24"/>
+          <w:u w:val="single"/>
+        </w:rPr>
+        <w:t>проще́ння</w:t>
       </w:r>
       <w:r>
         <w:rPr>

--- a/flow/20230914_vu_template/drafts/2024-08-g/28-СР-Мойсея Мурина.docx
+++ b/flow/20230914_vu_template/drafts/2024-08-g/28-СР-Мойсея Мурина.docx
@@ -89,7 +89,6 @@
           <w:i/>
           <w:color w:val="FF4400"/>
           <w:sz w:val="24"/>
-          <w:szCs w:val="24"/>
         </w:rPr>
         <w:t>Священик:</w:t>
       </w:r>
@@ -97,7 +96,6 @@
         <w:rPr>
           <w:rFonts w:ascii="Times New Roman" w:hAnsi="Times New Roman"/>
           <w:sz w:val="24"/>
-          <w:szCs w:val="24"/>
         </w:rPr>
         <w:t xml:space="preserve"> Благословенний Бог наш завжди, нині і повсякчас, і на віки віків.</w:t>
       </w:r>
@@ -166,57 +164,35 @@
     </w:p>
     <w:p>
       <w:pPr>
-        <w:spacing w:after="120"/>
-        <w:jc w:val="both"/>
-        <w:rPr>
-          <w:rFonts w:ascii="Times New Roman" w:hAnsi="Times New Roman"/>
-          <w:i/>
-          <w:sz w:val="24"/>
-          <w:szCs w:val="24"/>
-        </w:rPr>
-      </w:pPr>
-      <w:r>
-        <w:rPr>
-          <w:rFonts w:ascii="Times New Roman" w:hAnsi="Times New Roman"/>
-          <w:sz w:val="24"/>
-          <w:szCs w:val="24"/>
-        </w:rPr>
-        <w:t>Святий Боже, свя</w:t>
-      </w:r>
-      <w:r>
-        <w:rPr>
-          <w:rFonts w:ascii="Times New Roman" w:hAnsi="Times New Roman"/>
-          <w:sz w:val="24"/>
-          <w:szCs w:val="24"/>
-        </w:rPr>
-        <w:t xml:space="preserve">тий Кріпкий, святий Безсмертний, помилуй нас </w:t>
-      </w:r>
-      <w:r>
-        <w:rPr>
-          <w:rFonts w:ascii="Times New Roman" w:hAnsi="Times New Roman"/>
-          <w:i/>
-          <w:color w:val="FF0000"/>
-          <w:sz w:val="24"/>
-          <w:szCs w:val="24"/>
-        </w:rPr>
-        <w:t>(3 р.)</w:t>
-      </w:r>
-    </w:p>
-    <w:p>
-      <w:pPr>
-        <w:spacing w:after="120"/>
-        <w:jc w:val="both"/>
-        <w:rPr>
-          <w:rFonts w:ascii="Times New Roman" w:hAnsi="Times New Roman"/>
-          <w:sz w:val="24"/>
-          <w:szCs w:val="24"/>
-        </w:rPr>
-      </w:pPr>
-      <w:r>
-        <w:rPr>
-          <w:rFonts w:ascii="Times New Roman" w:hAnsi="Times New Roman"/>
-          <w:sz w:val="24"/>
-          <w:szCs w:val="24"/>
+        <w:pStyle w:val="a"/>
+        <w:spacing w:after="120"/>
+      </w:pPr>
+      <w:r>
+        <w:rPr>
+          <w:rFonts w:ascii="Times New Roman" w:hAnsi="Times New Roman"/>
+          <w:sz w:val="24"/>
+        </w:rPr>
+        <w:t xml:space="preserve">Святий Боже, святий Кріпкий, святий Безсмертний, помилуй нас. </w:t>
+      </w:r>
+      <w:r>
+        <w:rPr>
+          <w:rFonts w:ascii="Times New Roman" w:hAnsi="Times New Roman"/>
+          <w:i/>
+          <w:color w:val="FF0000"/>
+          <w:sz w:val="24"/>
+        </w:rPr>
+        <w:t>(3 р.)</w:t>
+      </w:r>
+    </w:p>
+    <w:p>
+      <w:pPr>
+        <w:pStyle w:val="a"/>
+        <w:spacing w:after="120"/>
+      </w:pPr>
+      <w:r>
+        <w:rPr>
+          <w:rFonts w:ascii="Times New Roman" w:hAnsi="Times New Roman"/>
+          <w:sz w:val="24"/>
         </w:rPr>
         <w:t>Слава Отцю, і Сину, і Святому Духові,* і нині і повсякчас, і на віки віків. Амінь.</w:t>
       </w:r>
@@ -250,29 +226,27 @@
     </w:p>
     <w:p>
       <w:pPr>
-        <w:spacing w:after="120"/>
-        <w:jc w:val="both"/>
-        <w:rPr>
-          <w:rFonts w:ascii="Times New Roman" w:hAnsi="Times New Roman"/>
-          <w:i/>
-          <w:sz w:val="24"/>
-          <w:szCs w:val="24"/>
-        </w:rPr>
-      </w:pPr>
-      <w:r>
-        <w:rPr>
-          <w:rFonts w:ascii="Times New Roman" w:hAnsi="Times New Roman"/>
-          <w:sz w:val="24"/>
-          <w:szCs w:val="24"/>
+        <w:pStyle w:val="a"/>
+        <w:spacing w:after="120"/>
+      </w:pPr>
+      <w:r>
+        <w:rPr>
+          <w:rFonts w:ascii="Times New Roman" w:hAnsi="Times New Roman"/>
+          <w:sz w:val="24"/>
         </w:rPr>
         <w:t>Господи, помилуй</w:t>
       </w:r>
       <w:r>
         <w:rPr>
           <w:rFonts w:ascii="Times New Roman" w:hAnsi="Times New Roman"/>
-          <w:i/>
-          <w:sz w:val="24"/>
-          <w:szCs w:val="24"/>
+          <w:sz w:val="24"/>
+        </w:rPr>
+        <w:t>.</w:t>
+      </w:r>
+      <w:r>
+        <w:rPr>
+          <w:rFonts w:ascii="Times New Roman" w:hAnsi="Times New Roman"/>
+          <w:sz w:val="24"/>
         </w:rPr>
         <w:t xml:space="preserve"> </w:t>
       </w:r>
@@ -282,35 +256,69 @@
           <w:i/>
           <w:color w:val="FF0000"/>
           <w:sz w:val="24"/>
-          <w:szCs w:val="24"/>
-        </w:rPr>
-        <w:t>(3 р.)</w:t>
-      </w:r>
-    </w:p>
-    <w:p>
-      <w:pPr>
-        <w:spacing w:after="120"/>
-        <w:jc w:val="both"/>
-        <w:rPr>
-          <w:rFonts w:ascii="Times New Roman" w:hAnsi="Times New Roman"/>
-          <w:sz w:val="24"/>
-          <w:szCs w:val="24"/>
-        </w:rPr>
-      </w:pPr>
-      <w:r>
-        <w:rPr>
-          <w:rFonts w:ascii="Times New Roman" w:hAnsi="Times New Roman"/>
-          <w:sz w:val="24"/>
-          <w:szCs w:val="24"/>
-        </w:rPr>
-        <w:t>Слава Отцю, і Сину, і Святому Духові.* І</w:t>
+        </w:rPr>
+        <w:t>(3 р.)</w:t>
+      </w:r>
+    </w:p>
+    <w:p>
+      <w:pPr>
+        <w:pStyle w:val="a"/>
+        <w:spacing w:after="120"/>
+      </w:pPr>
+      <w:r>
+        <w:rPr>
+          <w:rFonts w:ascii="Times New Roman" w:hAnsi="Times New Roman"/>
+          <w:sz w:val="24"/>
+        </w:rPr>
+        <w:t xml:space="preserve">Слава </w:t>
+      </w:r>
+      <w:r>
+        <w:rPr>
+          <w:rFonts w:ascii="Times New Roman" w:hAnsi="Times New Roman"/>
+          <w:sz w:val="24"/>
+        </w:rPr>
+        <w:t>Отцю</w:t>
+      </w:r>
+      <w:r>
+        <w:rPr>
+          <w:rFonts w:ascii="Times New Roman" w:hAnsi="Times New Roman"/>
+          <w:sz w:val="24"/>
+        </w:rPr>
+        <w:t xml:space="preserve">, і Сину, і Святому </w:t>
+      </w:r>
+      <w:r>
+        <w:rPr>
+          <w:rFonts w:ascii="Times New Roman" w:hAnsi="Times New Roman"/>
+          <w:sz w:val="24"/>
+        </w:rPr>
+        <w:t>Духові</w:t>
+      </w:r>
+      <w:r>
+        <w:rPr>
+          <w:rFonts w:ascii="Times New Roman" w:hAnsi="Times New Roman"/>
+          <w:sz w:val="24"/>
+        </w:rPr>
+        <w:t>,</w:t>
+      </w:r>
+      <w:r>
+        <w:rPr>
+          <w:rFonts w:ascii="Times New Roman" w:hAnsi="Times New Roman"/>
+          <w:sz w:val="24"/>
+        </w:rPr>
+        <w:t xml:space="preserve">* </w:t>
+      </w:r>
+      <w:r>
+        <w:rPr>
+          <w:rFonts w:ascii="Times New Roman" w:hAnsi="Times New Roman"/>
+          <w:sz w:val="24"/>
+        </w:rPr>
+        <w:t>і</w:t>
       </w:r>
       <w:r>
         <w:rPr>
           <w:rFonts w:ascii="Times New Roman" w:hAnsi="Times New Roman"/>
           <w:b/>
           <w:sz w:val="24"/>
-          <w:szCs w:val="24"/>
         </w:rPr>
         <w:t xml:space="preserve"> </w:t>
       </w:r>
@@ -318,9 +326,71 @@
         <w:rPr>
           <w:rFonts w:ascii="Times New Roman" w:hAnsi="Times New Roman"/>
           <w:sz w:val="24"/>
-          <w:szCs w:val="24"/>
-        </w:rPr>
-        <w:t>нині і повсякчас, і на віки віків. Амінь.</w:t>
+        </w:rPr>
+        <w:t>нині</w:t>
+      </w:r>
+      <w:r>
+        <w:rPr>
+          <w:rFonts w:ascii="Times New Roman" w:hAnsi="Times New Roman"/>
+          <w:sz w:val="24"/>
+        </w:rPr>
+        <w:t xml:space="preserve"> і </w:t>
+      </w:r>
+      <w:r>
+        <w:rPr>
+          <w:rFonts w:ascii="Times New Roman" w:hAnsi="Times New Roman"/>
+          <w:sz w:val="24"/>
+        </w:rPr>
+        <w:t>повсякчас</w:t>
+      </w:r>
+      <w:r>
+        <w:rPr>
+          <w:rFonts w:ascii="Times New Roman" w:hAnsi="Times New Roman"/>
+          <w:sz w:val="24"/>
+        </w:rPr>
+        <w:t xml:space="preserve">, і на </w:t>
+      </w:r>
+      <w:r>
+        <w:rPr>
+          <w:rFonts w:ascii="Times New Roman" w:hAnsi="Times New Roman"/>
+          <w:sz w:val="24"/>
+        </w:rPr>
+        <w:t>віки</w:t>
+      </w:r>
+      <w:r>
+        <w:rPr>
+          <w:rFonts w:ascii="Times New Roman" w:hAnsi="Times New Roman"/>
+          <w:sz w:val="24"/>
+        </w:rPr>
+        <w:t xml:space="preserve"> </w:t>
+      </w:r>
+      <w:r>
+        <w:rPr>
+          <w:rFonts w:ascii="Times New Roman" w:hAnsi="Times New Roman"/>
+          <w:sz w:val="24"/>
+        </w:rPr>
+        <w:t>віків</w:t>
+      </w:r>
+      <w:r>
+        <w:rPr>
+          <w:rFonts w:ascii="Times New Roman" w:hAnsi="Times New Roman"/>
+          <w:sz w:val="24"/>
+        </w:rPr>
+        <w:t xml:space="preserve">. </w:t>
+      </w:r>
+      <w:r>
+        <w:rPr>
+          <w:rFonts w:ascii="Times New Roman" w:hAnsi="Times New Roman"/>
+          <w:sz w:val="24"/>
+        </w:rPr>
+        <w:t>Амінь</w:t>
+      </w:r>
+      <w:r>
+        <w:rPr>
+          <w:rFonts w:ascii="Times New Roman" w:hAnsi="Times New Roman"/>
+          <w:sz w:val="24"/>
+        </w:rPr>
+        <w:t>.</w:t>
       </w:r>
     </w:p>
     <w:p>
@@ -430,7 +500,7 @@
           <w:sz w:val="24"/>
           <w:szCs w:val="24"/>
         </w:rPr>
-        <w:t>(12 р.)</w:t>
+        <w:t>(12 р.)</w:t>
       </w:r>
     </w:p>
     <w:p>
@@ -4627,7 +4697,7 @@
           <w:sz w:val="24"/>
           <w:szCs w:val="24"/>
         </w:rPr>
-        <w:t xml:space="preserve"> Господи щедрий і милосердний, довготерпеливий і многомилостивий! Вислухай молитви наші і зверни увагу на голос моління нашого і яви нам знак милости твоєї, наведи нас на дорогу твою, щоб ходили ми в твоїй правді. Звесели серця наші, щоб ми боялись імення </w:t>
+        <w:t xml:space="preserve"> Господи щедрий і милосердний, довготерпеливий і многомилостивий! Вислухай молитви наші і зверни увагу на голос моління нашого і яви нам знак милости твоєї, наведи нас на дорогу твою, щоб ходили ми в твоїй правді. Звесели серця наші, щоб ми боялись імення </w:t>
       </w:r>
       <w:r>
         <w:rPr>
@@ -4663,7 +4733,7 @@
           <w:sz w:val="24"/>
           <w:szCs w:val="24"/>
         </w:rPr>
-        <w:t>2. </w:t>
+        <w:t xml:space="preserve">2. </w:t>
       </w:r>
       <w:r>
         <w:rPr>
@@ -4715,7 +4785,7 @@
           <w:sz w:val="24"/>
           <w:szCs w:val="24"/>
         </w:rPr>
-        <w:t> Господи, Боже наш! Згадай нас грішних і недостойних слуг твоїх, коли призиваємо святе ім'я твоє, і не осороми нас, коли очікуємо милости твоєї, але вислухай, Господи, усі наші спасенні прохання, і вчини</w:t>
+        <w:t xml:space="preserve"> Господи, Боже наш! Згадай нас грішних і недостойних слуг твоїх, коли призиваємо святе ім'я твоє, і не осороми нас, коли очікуємо милости твоєї, але вислухай, Господи, усі наші спасенні прохання, і вчини</w:t>
       </w:r>
       <w:r>
         <w:rPr>
@@ -4743,7 +4813,7 @@
           <w:sz w:val="24"/>
           <w:szCs w:val="24"/>
         </w:rPr>
-        <w:t>4. </w:t>
+        <w:t xml:space="preserve">4. </w:t>
       </w:r>
       <w:r>
         <w:rPr>
@@ -4795,7 +4865,7 @@
           <w:sz w:val="24"/>
           <w:szCs w:val="24"/>
         </w:rPr>
-        <w:t> Благословенний ти, Господи Боже, Вседержителю, що знаєш думки людські, що відаєш те, чого ми потребуємо, і багато більш</w:t>
+        <w:t xml:space="preserve"> Благословенний ти, Господи Боже, Вседержителю, що знаєш думки людські, що відаєш те, чого ми потребуємо, і багато більш</w:t>
       </w:r>
       <w:r>
         <w:rPr>
@@ -4839,7 +4909,7 @@
           <w:sz w:val="24"/>
           <w:szCs w:val="24"/>
         </w:rPr>
-        <w:t> Господи, Господи, що пречистою твоєю долонею все утримуєш, що довго терпиш нам усім, і жалієшся задля нашої злоби! Зг</w:t>
+        <w:t xml:space="preserve"> Господи, Господи, що пречистою твоєю долонею все утримуєш, що довго терпиш нам усім, і жалієшся задля нашої злоби! Зг</w:t>
       </w:r>
       <w:r>
         <w:rPr>
@@ -4883,7 +4953,7 @@
           <w:sz w:val="24"/>
           <w:szCs w:val="24"/>
         </w:rPr>
-        <w:t> Боже великий і дивний, що несказанною добрістю і багатим промислом усім управляєш, і дав нам земні добра й запевнив нам об</w:t>
+        <w:t xml:space="preserve"> Боже великий і дивний, що несказанною добрістю і багатим промислом усім управляєш, і дав нам земні добра й запевнив нам об</w:t>
       </w:r>
       <w:r>
         <w:rPr>
@@ -4927,7 +4997,7 @@
           <w:sz w:val="24"/>
           <w:szCs w:val="24"/>
         </w:rPr>
-        <w:t> Боже великий і вишній, в тебе одного є безсмертність і в світлі живеш недоступнім. Ти все створіння мудро створив, відокремив світло від темряви і сонце поклав, щоб правити днем, а місяць</w:t>
+        <w:t xml:space="preserve"> Боже великий і вишній, в тебе одного є безсмертність і в світлі живеш недоступнім. Ти все створіння мудро створив, відокремив світло від темряви і сонце поклав, щоб правити днем, а місяць</w:t>
       </w:r>
       <w:r>
         <w:rPr>
@@ -6552,401 +6622,1778 @@
     </w:p>
     <w:p>
       <w:pPr>
-        <w:spacing w:after="120"/>
-        <w:jc w:val="both"/>
-        <w:rPr>
-          <w:rFonts w:ascii="Times New Roman" w:hAnsi="Times New Roman"/>
-          <w:sz w:val="24"/>
-          <w:szCs w:val="24"/>
-        </w:rPr>
-      </w:pPr>
-      <w:r>
-        <w:rPr>
-          <w:rFonts w:ascii="Times New Roman" w:eastAsia="Gungsuh" w:hAnsi="Times New Roman"/>
-          <w:sz w:val="24"/>
-          <w:szCs w:val="24"/>
-        </w:rPr>
-        <w:t>Постав, Господи, моїм устам сторожу;* до дверей губ моїх − варту!</w:t>
-      </w:r>
-    </w:p>
-    <w:p>
-      <w:pPr>
-        <w:spacing w:after="120"/>
-        <w:jc w:val="both"/>
-        <w:rPr>
-          <w:rFonts w:ascii="Times New Roman" w:hAnsi="Times New Roman"/>
-          <w:sz w:val="24"/>
-          <w:szCs w:val="24"/>
-        </w:rPr>
-      </w:pPr>
-      <w:r>
-        <w:rPr>
-          <w:rFonts w:ascii="Times New Roman" w:hAnsi="Times New Roman"/>
-          <w:sz w:val="24"/>
-          <w:szCs w:val="24"/>
-        </w:rPr>
-        <w:t>Не дай схилитися серцеві моєму* до чогось злого.</w:t>
-      </w:r>
-    </w:p>
-    <w:p>
-      <w:pPr>
-        <w:spacing w:after="120"/>
-        <w:jc w:val="both"/>
-        <w:rPr>
-          <w:rFonts w:ascii="Times New Roman" w:hAnsi="Times New Roman"/>
-          <w:sz w:val="24"/>
-          <w:szCs w:val="24"/>
-        </w:rPr>
-      </w:pPr>
-      <w:r>
-        <w:rPr>
-          <w:rFonts w:ascii="Times New Roman" w:hAnsi="Times New Roman"/>
-          <w:sz w:val="24"/>
-          <w:szCs w:val="24"/>
-        </w:rPr>
-        <w:t xml:space="preserve">Ані чинити лихі вчинки з людьми, що творять беззаконня,* – ні ласощів їхніх я не хочу </w:t>
-      </w:r>
-      <w:r>
-        <w:rPr>
-          <w:rFonts w:ascii="Times New Roman" w:hAnsi="Times New Roman"/>
-          <w:sz w:val="24"/>
-          <w:szCs w:val="24"/>
-        </w:rPr>
-        <w:t>їсти.</w:t>
-      </w:r>
-    </w:p>
-    <w:p>
-      <w:pPr>
-        <w:spacing w:after="120"/>
-        <w:jc w:val="both"/>
-        <w:rPr>
-          <w:rFonts w:ascii="Times New Roman" w:hAnsi="Times New Roman"/>
-          <w:sz w:val="24"/>
-          <w:szCs w:val="24"/>
-        </w:rPr>
-      </w:pPr>
-      <w:r>
-        <w:rPr>
-          <w:rFonts w:ascii="Times New Roman" w:hAnsi="Times New Roman"/>
-          <w:sz w:val="24"/>
-          <w:szCs w:val="24"/>
-        </w:rPr>
-        <w:t>Нехай праведник по-доброму б'є мене й виправляє,* а олія грішного нехай не намастить голови моєї.</w:t>
-      </w:r>
-    </w:p>
-    <w:p>
-      <w:pPr>
-        <w:spacing w:after="120"/>
-        <w:jc w:val="both"/>
-        <w:rPr>
-          <w:rFonts w:ascii="Times New Roman" w:hAnsi="Times New Roman"/>
-          <w:sz w:val="24"/>
-          <w:szCs w:val="24"/>
-        </w:rPr>
-      </w:pPr>
-      <w:r>
-        <w:rPr>
-          <w:rFonts w:ascii="Times New Roman" w:hAnsi="Times New Roman"/>
-          <w:sz w:val="24"/>
-          <w:szCs w:val="24"/>
-        </w:rPr>
-        <w:t>Я все-таки молитимусь,* незважаючи на їхні злі вчинки.</w:t>
-      </w:r>
-    </w:p>
-    <w:p>
-      <w:pPr>
-        <w:spacing w:after="120"/>
-        <w:jc w:val="both"/>
-        <w:rPr>
-          <w:rFonts w:ascii="Times New Roman" w:hAnsi="Times New Roman"/>
-          <w:sz w:val="24"/>
-          <w:szCs w:val="24"/>
-        </w:rPr>
-      </w:pPr>
-      <w:r>
-        <w:rPr>
-          <w:rFonts w:ascii="Times New Roman" w:hAnsi="Times New Roman"/>
-          <w:sz w:val="24"/>
-          <w:szCs w:val="24"/>
-        </w:rPr>
-        <w:t>Якщо суддів їхніх скинуть в ущелини скелі,* то почують, що слова мої любі.</w:t>
-      </w:r>
-    </w:p>
-    <w:p>
-      <w:pPr>
-        <w:spacing w:after="120"/>
-        <w:jc w:val="both"/>
-        <w:rPr>
-          <w:rFonts w:ascii="Times New Roman" w:hAnsi="Times New Roman"/>
-          <w:sz w:val="24"/>
-          <w:szCs w:val="24"/>
-        </w:rPr>
-      </w:pPr>
-      <w:r>
-        <w:rPr>
-          <w:rFonts w:ascii="Times New Roman" w:hAnsi="Times New Roman"/>
-          <w:sz w:val="24"/>
-          <w:szCs w:val="24"/>
-        </w:rPr>
-        <w:t>Немовби хтось розбив і розрив землю,* розкидано їхні кості перед адом.</w:t>
-      </w:r>
-    </w:p>
-    <w:p>
-      <w:pPr>
-        <w:spacing w:after="120"/>
-        <w:jc w:val="both"/>
-        <w:rPr>
-          <w:rFonts w:ascii="Times New Roman" w:hAnsi="Times New Roman"/>
-          <w:sz w:val="24"/>
-          <w:szCs w:val="24"/>
-        </w:rPr>
-      </w:pPr>
-      <w:r>
-        <w:rPr>
-          <w:rFonts w:ascii="Times New Roman" w:hAnsi="Times New Roman"/>
-          <w:sz w:val="24"/>
-          <w:szCs w:val="24"/>
-        </w:rPr>
-        <w:t>Бо до тебе, Господи, мій Боже, мої очі;* до тебе прибігаю, не губи душі моєї.</w:t>
-      </w:r>
-    </w:p>
-    <w:p>
-      <w:pPr>
-        <w:spacing w:after="120"/>
-        <w:jc w:val="both"/>
-        <w:rPr>
-          <w:rFonts w:ascii="Times New Roman" w:hAnsi="Times New Roman"/>
-          <w:sz w:val="24"/>
-          <w:szCs w:val="24"/>
-        </w:rPr>
-      </w:pPr>
-      <w:r>
-        <w:rPr>
-          <w:rFonts w:ascii="Times New Roman" w:hAnsi="Times New Roman"/>
-          <w:sz w:val="24"/>
-          <w:szCs w:val="24"/>
-        </w:rPr>
-        <w:t>Збережи мене від петлі, що її на</w:t>
-      </w:r>
-      <w:r>
-        <w:rPr>
-          <w:rFonts w:ascii="Times New Roman" w:hAnsi="Times New Roman"/>
-          <w:sz w:val="24"/>
-          <w:szCs w:val="24"/>
-        </w:rPr>
-        <w:t>ставили на мене,* і від сильця тих, що творять беззаконня.</w:t>
-      </w:r>
-    </w:p>
-    <w:p>
-      <w:pPr>
-        <w:spacing w:after="120"/>
-        <w:jc w:val="both"/>
-        <w:rPr>
-          <w:rFonts w:ascii="Times New Roman" w:hAnsi="Times New Roman"/>
-          <w:sz w:val="24"/>
-          <w:szCs w:val="24"/>
-        </w:rPr>
-      </w:pPr>
-      <w:r>
-        <w:rPr>
-          <w:rFonts w:ascii="Times New Roman" w:hAnsi="Times New Roman"/>
-          <w:sz w:val="24"/>
-          <w:szCs w:val="24"/>
-        </w:rPr>
-        <w:t>Нехай грішники впадуть у власні сіті всі разом,* а я пройду безпечно.</w:t>
-      </w:r>
-    </w:p>
-    <w:p>
-      <w:pPr>
-        <w:spacing w:after="120"/>
-        <w:jc w:val="center"/>
+        <w:pStyle w:val="a"/>
+        <w:spacing w:after="120"/>
+      </w:pPr>
+      <w:r>
+        <w:rPr>
+          <w:rFonts w:ascii="Times New Roman" w:hAnsi="Times New Roman"/>
+          <w:sz w:val="24"/>
+        </w:rPr>
+        <w:t>Поста́в</w:t>
+      </w:r>
+      <w:r>
+        <w:rPr>
+          <w:rFonts w:ascii="Times New Roman" w:hAnsi="Times New Roman"/>
+          <w:sz w:val="24"/>
+        </w:rPr>
+        <w:t xml:space="preserve">, </w:t>
+      </w:r>
+      <w:r>
+        <w:rPr>
+          <w:rFonts w:ascii="Times New Roman" w:hAnsi="Times New Roman"/>
+          <w:sz w:val="24"/>
+        </w:rPr>
+        <w:t>Го́споди</w:t>
+      </w:r>
+      <w:r>
+        <w:rPr>
+          <w:rFonts w:ascii="Times New Roman" w:hAnsi="Times New Roman"/>
+          <w:sz w:val="24"/>
+        </w:rPr>
+        <w:t xml:space="preserve">, </w:t>
+      </w:r>
+      <w:r>
+        <w:rPr>
+          <w:rFonts w:ascii="Times New Roman" w:hAnsi="Times New Roman"/>
+          <w:sz w:val="24"/>
+        </w:rPr>
+        <w:t>мої́м</w:t>
+      </w:r>
+      <w:r>
+        <w:rPr>
+          <w:rFonts w:ascii="Times New Roman" w:hAnsi="Times New Roman"/>
+          <w:sz w:val="24"/>
+        </w:rPr>
+        <w:t xml:space="preserve"> </w:t>
+      </w:r>
+      <w:r>
+        <w:rPr>
+          <w:rFonts w:ascii="Times New Roman" w:hAnsi="Times New Roman"/>
+          <w:sz w:val="24"/>
+        </w:rPr>
+        <w:t>уста́м</w:t>
+      </w:r>
+      <w:r>
+        <w:rPr>
+          <w:rFonts w:ascii="Times New Roman" w:hAnsi="Times New Roman"/>
+          <w:sz w:val="24"/>
+        </w:rPr>
+        <w:t xml:space="preserve"> </w:t>
+      </w:r>
+      <w:r>
+        <w:rPr>
+          <w:rFonts w:ascii="Times New Roman" w:hAnsi="Times New Roman"/>
+          <w:sz w:val="24"/>
+        </w:rPr>
+        <w:t>сторо́жу</w:t>
+      </w:r>
+      <w:r>
+        <w:rPr>
+          <w:rFonts w:ascii="Times New Roman" w:hAnsi="Times New Roman"/>
+          <w:sz w:val="24"/>
+        </w:rPr>
+        <w:t xml:space="preserve">;* до </w:t>
+      </w:r>
+      <w:r>
+        <w:rPr>
+          <w:rFonts w:ascii="Times New Roman" w:hAnsi="Times New Roman"/>
+          <w:sz w:val="24"/>
+        </w:rPr>
+        <w:t>двере́й</w:t>
+      </w:r>
+      <w:r>
+        <w:rPr>
+          <w:rFonts w:ascii="Times New Roman" w:hAnsi="Times New Roman"/>
+          <w:sz w:val="24"/>
+        </w:rPr>
+        <w:t xml:space="preserve"> губ </w:t>
+      </w:r>
+      <w:r>
+        <w:rPr>
+          <w:rFonts w:ascii="Times New Roman" w:hAnsi="Times New Roman"/>
+          <w:sz w:val="24"/>
+        </w:rPr>
+        <w:t>мої́х</w:t>
+      </w:r>
+      <w:r>
+        <w:rPr>
+          <w:rFonts w:ascii="Times New Roman" w:hAnsi="Times New Roman"/>
+          <w:sz w:val="24"/>
+        </w:rPr>
+        <w:t xml:space="preserve"> − </w:t>
+      </w:r>
+      <w:r>
+        <w:rPr>
+          <w:rFonts w:ascii="Times New Roman" w:hAnsi="Times New Roman"/>
+          <w:sz w:val="24"/>
+        </w:rPr>
+        <w:t>ва́рту</w:t>
+      </w:r>
+      <w:r>
+        <w:rPr>
+          <w:rFonts w:ascii="Times New Roman" w:hAnsi="Times New Roman"/>
+          <w:sz w:val="24"/>
+        </w:rPr>
+        <w:t>!</w:t>
+      </w:r>
+    </w:p>
+    <w:p>
+      <w:pPr>
+        <w:pStyle w:val="a"/>
+        <w:spacing w:after="120"/>
+      </w:pPr>
+      <w:r>
+        <w:rPr>
+          <w:rFonts w:ascii="Times New Roman" w:hAnsi="Times New Roman"/>
+          <w:sz w:val="24"/>
+        </w:rPr>
+        <w:t xml:space="preserve">Не дай </w:t>
+      </w:r>
+      <w:r>
+        <w:rPr>
+          <w:rFonts w:ascii="Times New Roman" w:hAnsi="Times New Roman"/>
+          <w:sz w:val="24"/>
+        </w:rPr>
+        <w:t>схили́тися</w:t>
+      </w:r>
+      <w:r>
+        <w:rPr>
+          <w:rFonts w:ascii="Times New Roman" w:hAnsi="Times New Roman"/>
+          <w:sz w:val="24"/>
+        </w:rPr>
+        <w:t xml:space="preserve"> </w:t>
+      </w:r>
+      <w:r>
+        <w:rPr>
+          <w:rFonts w:ascii="Times New Roman" w:hAnsi="Times New Roman"/>
+          <w:sz w:val="24"/>
+        </w:rPr>
+        <w:t>се́рцеві</w:t>
+      </w:r>
+      <w:r>
+        <w:rPr>
+          <w:rFonts w:ascii="Times New Roman" w:hAnsi="Times New Roman"/>
+          <w:sz w:val="24"/>
+        </w:rPr>
+        <w:t xml:space="preserve"> </w:t>
+      </w:r>
+      <w:r>
+        <w:rPr>
+          <w:rFonts w:ascii="Times New Roman" w:hAnsi="Times New Roman"/>
+          <w:sz w:val="24"/>
+        </w:rPr>
+        <w:t>моє́му</w:t>
+      </w:r>
+      <w:r>
+        <w:rPr>
+          <w:rFonts w:ascii="Times New Roman" w:hAnsi="Times New Roman"/>
+          <w:sz w:val="24"/>
+        </w:rPr>
+        <w:t xml:space="preserve">* до </w:t>
+      </w:r>
+      <w:r>
+        <w:rPr>
+          <w:rFonts w:ascii="Times New Roman" w:hAnsi="Times New Roman"/>
+          <w:sz w:val="24"/>
+        </w:rPr>
+        <w:t>чо́гось</w:t>
+      </w:r>
+      <w:r>
+        <w:rPr>
+          <w:rFonts w:ascii="Times New Roman" w:hAnsi="Times New Roman"/>
+          <w:sz w:val="24"/>
+        </w:rPr>
+        <w:t xml:space="preserve"> </w:t>
+      </w:r>
+      <w:r>
+        <w:rPr>
+          <w:rFonts w:ascii="Times New Roman" w:hAnsi="Times New Roman"/>
+          <w:sz w:val="24"/>
+        </w:rPr>
+        <w:t>зло́го</w:t>
+      </w:r>
+      <w:r>
+        <w:rPr>
+          <w:rFonts w:ascii="Times New Roman" w:hAnsi="Times New Roman"/>
+          <w:sz w:val="24"/>
+        </w:rPr>
+        <w:t>.</w:t>
+      </w:r>
+    </w:p>
+    <w:p>
+      <w:pPr>
+        <w:pStyle w:val="a"/>
+        <w:spacing w:after="120"/>
+      </w:pPr>
+      <w:r>
+        <w:rPr>
+          <w:rFonts w:ascii="Times New Roman" w:hAnsi="Times New Roman"/>
+          <w:sz w:val="24"/>
+        </w:rPr>
+        <w:t xml:space="preserve">Ані </w:t>
+      </w:r>
+      <w:r>
+        <w:rPr>
+          <w:rFonts w:ascii="Times New Roman" w:hAnsi="Times New Roman"/>
+          <w:sz w:val="24"/>
+        </w:rPr>
+        <w:t>чини́ти</w:t>
+      </w:r>
+      <w:r>
+        <w:rPr>
+          <w:rFonts w:ascii="Times New Roman" w:hAnsi="Times New Roman"/>
+          <w:sz w:val="24"/>
+        </w:rPr>
+        <w:t xml:space="preserve"> лихі́ </w:t>
+      </w:r>
+      <w:r>
+        <w:rPr>
+          <w:rFonts w:ascii="Times New Roman" w:hAnsi="Times New Roman"/>
+          <w:sz w:val="24"/>
+        </w:rPr>
+        <w:t>вчи́нки</w:t>
+      </w:r>
+      <w:r>
+        <w:rPr>
+          <w:rFonts w:ascii="Times New Roman" w:hAnsi="Times New Roman"/>
+          <w:sz w:val="24"/>
+        </w:rPr>
+        <w:t xml:space="preserve"> з людьми́, що </w:t>
+      </w:r>
+      <w:r>
+        <w:rPr>
+          <w:rFonts w:ascii="Times New Roman" w:hAnsi="Times New Roman"/>
+          <w:sz w:val="24"/>
+        </w:rPr>
+        <w:t>тво́рять</w:t>
+      </w:r>
+      <w:r>
+        <w:rPr>
+          <w:rFonts w:ascii="Times New Roman" w:hAnsi="Times New Roman"/>
+          <w:sz w:val="24"/>
+        </w:rPr>
+        <w:t xml:space="preserve"> </w:t>
+      </w:r>
+      <w:r>
+        <w:rPr>
+          <w:rFonts w:ascii="Times New Roman" w:hAnsi="Times New Roman"/>
+          <w:sz w:val="24"/>
+        </w:rPr>
+        <w:t>беззако́ння</w:t>
+      </w:r>
+      <w:r>
+        <w:rPr>
+          <w:rFonts w:ascii="Times New Roman" w:hAnsi="Times New Roman"/>
+          <w:sz w:val="24"/>
+        </w:rPr>
+        <w:t xml:space="preserve">,* – ні </w:t>
+      </w:r>
+      <w:r>
+        <w:rPr>
+          <w:rFonts w:ascii="Times New Roman" w:hAnsi="Times New Roman"/>
+          <w:sz w:val="24"/>
+        </w:rPr>
+        <w:t>ла́сощів</w:t>
+      </w:r>
+      <w:r>
+        <w:rPr>
+          <w:rFonts w:ascii="Times New Roman" w:hAnsi="Times New Roman"/>
+          <w:sz w:val="24"/>
+        </w:rPr>
+        <w:t xml:space="preserve"> </w:t>
+      </w:r>
+      <w:r>
+        <w:rPr>
+          <w:rFonts w:ascii="Times New Roman" w:hAnsi="Times New Roman"/>
+          <w:sz w:val="24"/>
+        </w:rPr>
+        <w:t>ї́хніх</w:t>
+      </w:r>
+      <w:r>
+        <w:rPr>
+          <w:rFonts w:ascii="Times New Roman" w:hAnsi="Times New Roman"/>
+          <w:sz w:val="24"/>
+        </w:rPr>
+        <w:t xml:space="preserve"> я не </w:t>
+      </w:r>
+      <w:r>
+        <w:rPr>
+          <w:rFonts w:ascii="Times New Roman" w:hAnsi="Times New Roman"/>
+          <w:sz w:val="24"/>
+        </w:rPr>
+        <w:t>хо́чу</w:t>
+      </w:r>
+      <w:r>
+        <w:rPr>
+          <w:rFonts w:ascii="Times New Roman" w:hAnsi="Times New Roman"/>
+          <w:sz w:val="24"/>
+        </w:rPr>
+        <w:t xml:space="preserve"> </w:t>
+      </w:r>
+      <w:r>
+        <w:rPr>
+          <w:rFonts w:ascii="Times New Roman" w:hAnsi="Times New Roman"/>
+          <w:sz w:val="24"/>
+        </w:rPr>
+        <w:t>ї́сти</w:t>
+      </w:r>
+      <w:r>
+        <w:rPr>
+          <w:rFonts w:ascii="Times New Roman" w:hAnsi="Times New Roman"/>
+          <w:sz w:val="24"/>
+        </w:rPr>
+        <w:t>.</w:t>
+      </w:r>
+    </w:p>
+    <w:p>
+      <w:pPr>
+        <w:pStyle w:val="a"/>
+        <w:spacing w:after="120"/>
+      </w:pPr>
+      <w:r>
+        <w:rPr>
+          <w:rFonts w:ascii="Times New Roman" w:hAnsi="Times New Roman"/>
+          <w:sz w:val="24"/>
+        </w:rPr>
+        <w:t>Неха́й</w:t>
+      </w:r>
+      <w:r>
+        <w:rPr>
+          <w:rFonts w:ascii="Times New Roman" w:hAnsi="Times New Roman"/>
+          <w:sz w:val="24"/>
+        </w:rPr>
+        <w:t xml:space="preserve"> </w:t>
+      </w:r>
+      <w:r>
+        <w:rPr>
+          <w:rFonts w:ascii="Times New Roman" w:hAnsi="Times New Roman"/>
+          <w:sz w:val="24"/>
+        </w:rPr>
+        <w:t>пра́ведник</w:t>
+      </w:r>
+      <w:r>
+        <w:rPr>
+          <w:rFonts w:ascii="Times New Roman" w:hAnsi="Times New Roman"/>
+          <w:sz w:val="24"/>
+        </w:rPr>
+        <w:t xml:space="preserve"> </w:t>
+      </w:r>
+      <w:r>
+        <w:rPr>
+          <w:rFonts w:ascii="Times New Roman" w:hAnsi="Times New Roman"/>
+          <w:sz w:val="24"/>
+        </w:rPr>
+        <w:t>по-до́брому</w:t>
+      </w:r>
+      <w:r>
+        <w:rPr>
+          <w:rFonts w:ascii="Times New Roman" w:hAnsi="Times New Roman"/>
+          <w:sz w:val="24"/>
+        </w:rPr>
+        <w:t xml:space="preserve"> б’є мене́ й </w:t>
+      </w:r>
+      <w:r>
+        <w:rPr>
+          <w:rFonts w:ascii="Times New Roman" w:hAnsi="Times New Roman"/>
+          <w:sz w:val="24"/>
+        </w:rPr>
+        <w:t>виправля́є</w:t>
+      </w:r>
+      <w:r>
+        <w:rPr>
+          <w:rFonts w:ascii="Times New Roman" w:hAnsi="Times New Roman"/>
+          <w:sz w:val="24"/>
+        </w:rPr>
+        <w:t xml:space="preserve">,* а </w:t>
+      </w:r>
+      <w:r>
+        <w:rPr>
+          <w:rFonts w:ascii="Times New Roman" w:hAnsi="Times New Roman"/>
+          <w:sz w:val="24"/>
+        </w:rPr>
+        <w:t>олі́я</w:t>
+      </w:r>
+      <w:r>
+        <w:rPr>
+          <w:rFonts w:ascii="Times New Roman" w:hAnsi="Times New Roman"/>
+          <w:sz w:val="24"/>
+        </w:rPr>
+        <w:t xml:space="preserve"> </w:t>
+      </w:r>
+      <w:r>
+        <w:rPr>
+          <w:rFonts w:ascii="Times New Roman" w:hAnsi="Times New Roman"/>
+          <w:sz w:val="24"/>
+        </w:rPr>
+        <w:t>грі́шного</w:t>
+      </w:r>
+      <w:r>
+        <w:rPr>
+          <w:rFonts w:ascii="Times New Roman" w:hAnsi="Times New Roman"/>
+          <w:sz w:val="24"/>
+        </w:rPr>
+        <w:t xml:space="preserve"> </w:t>
+      </w:r>
+      <w:r>
+        <w:rPr>
+          <w:rFonts w:ascii="Times New Roman" w:hAnsi="Times New Roman"/>
+          <w:sz w:val="24"/>
+        </w:rPr>
+        <w:t>неха́й</w:t>
+      </w:r>
+      <w:r>
+        <w:rPr>
+          <w:rFonts w:ascii="Times New Roman" w:hAnsi="Times New Roman"/>
+          <w:sz w:val="24"/>
+        </w:rPr>
+        <w:t xml:space="preserve"> не </w:t>
+      </w:r>
+      <w:r>
+        <w:rPr>
+          <w:rFonts w:ascii="Times New Roman" w:hAnsi="Times New Roman"/>
+          <w:sz w:val="24"/>
+        </w:rPr>
+        <w:t>нама́стить</w:t>
+      </w:r>
+      <w:r>
+        <w:rPr>
+          <w:rFonts w:ascii="Times New Roman" w:hAnsi="Times New Roman"/>
+          <w:sz w:val="24"/>
+        </w:rPr>
+        <w:t xml:space="preserve"> голови́ </w:t>
+      </w:r>
+      <w:r>
+        <w:rPr>
+          <w:rFonts w:ascii="Times New Roman" w:hAnsi="Times New Roman"/>
+          <w:sz w:val="24"/>
+        </w:rPr>
+        <w:t>моє́ї</w:t>
+      </w:r>
+      <w:r>
+        <w:rPr>
+          <w:rFonts w:ascii="Times New Roman" w:hAnsi="Times New Roman"/>
+          <w:sz w:val="24"/>
+        </w:rPr>
+        <w:t>.</w:t>
+      </w:r>
+    </w:p>
+    <w:p>
+      <w:pPr>
+        <w:pStyle w:val="a"/>
+        <w:spacing w:after="120"/>
+      </w:pPr>
+      <w:r>
+        <w:rPr>
+          <w:rFonts w:ascii="Times New Roman" w:hAnsi="Times New Roman"/>
+          <w:sz w:val="24"/>
+        </w:rPr>
+        <w:t xml:space="preserve">Я все-таки́ </w:t>
+      </w:r>
+      <w:r>
+        <w:rPr>
+          <w:rFonts w:ascii="Times New Roman" w:hAnsi="Times New Roman"/>
+          <w:sz w:val="24"/>
+        </w:rPr>
+        <w:t>моли́тимусь</w:t>
+      </w:r>
+      <w:r>
+        <w:rPr>
+          <w:rFonts w:ascii="Times New Roman" w:hAnsi="Times New Roman"/>
+          <w:sz w:val="24"/>
+        </w:rPr>
+        <w:t xml:space="preserve">,* </w:t>
+      </w:r>
+      <w:r>
+        <w:rPr>
+          <w:rFonts w:ascii="Times New Roman" w:hAnsi="Times New Roman"/>
+          <w:sz w:val="24"/>
+        </w:rPr>
+        <w:t>незважа́ючи</w:t>
+      </w:r>
+      <w:r>
+        <w:rPr>
+          <w:rFonts w:ascii="Times New Roman" w:hAnsi="Times New Roman"/>
+          <w:sz w:val="24"/>
+        </w:rPr>
+        <w:t xml:space="preserve"> на </w:t>
+      </w:r>
+      <w:r>
+        <w:rPr>
+          <w:rFonts w:ascii="Times New Roman" w:hAnsi="Times New Roman"/>
+          <w:sz w:val="24"/>
+        </w:rPr>
+        <w:t>ї́хні</w:t>
+      </w:r>
+      <w:r>
+        <w:rPr>
+          <w:rFonts w:ascii="Times New Roman" w:hAnsi="Times New Roman"/>
+          <w:sz w:val="24"/>
+        </w:rPr>
+        <w:t xml:space="preserve"> злі </w:t>
+      </w:r>
+      <w:r>
+        <w:rPr>
+          <w:rFonts w:ascii="Times New Roman" w:hAnsi="Times New Roman"/>
+          <w:sz w:val="24"/>
+        </w:rPr>
+        <w:t>вчи́нки</w:t>
+      </w:r>
+      <w:r>
+        <w:rPr>
+          <w:rFonts w:ascii="Times New Roman" w:hAnsi="Times New Roman"/>
+          <w:sz w:val="24"/>
+        </w:rPr>
+        <w:t>.</w:t>
+      </w:r>
+    </w:p>
+    <w:p>
+      <w:pPr>
+        <w:pStyle w:val="a"/>
+        <w:spacing w:after="120"/>
+      </w:pPr>
+      <w:r>
+        <w:rPr>
+          <w:rFonts w:ascii="Times New Roman" w:hAnsi="Times New Roman"/>
+          <w:sz w:val="24"/>
+        </w:rPr>
+        <w:t xml:space="preserve">Якщо́ </w:t>
+      </w:r>
+      <w:r>
+        <w:rPr>
+          <w:rFonts w:ascii="Times New Roman" w:hAnsi="Times New Roman"/>
+          <w:sz w:val="24"/>
+        </w:rPr>
+        <w:t>су́ддів</w:t>
+      </w:r>
+      <w:r>
+        <w:rPr>
+          <w:rFonts w:ascii="Times New Roman" w:hAnsi="Times New Roman"/>
+          <w:sz w:val="24"/>
+        </w:rPr>
+        <w:t xml:space="preserve"> </w:t>
+      </w:r>
+      <w:r>
+        <w:rPr>
+          <w:rFonts w:ascii="Times New Roman" w:hAnsi="Times New Roman"/>
+          <w:sz w:val="24"/>
+        </w:rPr>
+        <w:t>ї́хніх</w:t>
+      </w:r>
+      <w:r>
+        <w:rPr>
+          <w:rFonts w:ascii="Times New Roman" w:hAnsi="Times New Roman"/>
+          <w:sz w:val="24"/>
+        </w:rPr>
+        <w:t xml:space="preserve"> </w:t>
+      </w:r>
+      <w:r>
+        <w:rPr>
+          <w:rFonts w:ascii="Times New Roman" w:hAnsi="Times New Roman"/>
+          <w:sz w:val="24"/>
+        </w:rPr>
+        <w:t>ски́нуть</w:t>
+      </w:r>
+      <w:r>
+        <w:rPr>
+          <w:rFonts w:ascii="Times New Roman" w:hAnsi="Times New Roman"/>
+          <w:sz w:val="24"/>
+        </w:rPr>
+        <w:t xml:space="preserve"> в </w:t>
+      </w:r>
+      <w:r>
+        <w:rPr>
+          <w:rFonts w:ascii="Times New Roman" w:hAnsi="Times New Roman"/>
+          <w:sz w:val="24"/>
+        </w:rPr>
+        <w:t>уще́лини</w:t>
+      </w:r>
+      <w:r>
+        <w:rPr>
+          <w:rFonts w:ascii="Times New Roman" w:hAnsi="Times New Roman"/>
+          <w:sz w:val="24"/>
+        </w:rPr>
+        <w:t xml:space="preserve"> </w:t>
+      </w:r>
+      <w:r>
+        <w:rPr>
+          <w:rFonts w:ascii="Times New Roman" w:hAnsi="Times New Roman"/>
+          <w:sz w:val="24"/>
+        </w:rPr>
+        <w:t>ске́лі</w:t>
+      </w:r>
+      <w:r>
+        <w:rPr>
+          <w:rFonts w:ascii="Times New Roman" w:hAnsi="Times New Roman"/>
+          <w:sz w:val="24"/>
+        </w:rPr>
+        <w:t xml:space="preserve">,* то </w:t>
+      </w:r>
+      <w:r>
+        <w:rPr>
+          <w:rFonts w:ascii="Times New Roman" w:hAnsi="Times New Roman"/>
+          <w:sz w:val="24"/>
+        </w:rPr>
+        <w:t>почу́ють</w:t>
+      </w:r>
+      <w:r>
+        <w:rPr>
+          <w:rFonts w:ascii="Times New Roman" w:hAnsi="Times New Roman"/>
+          <w:sz w:val="24"/>
+        </w:rPr>
+        <w:t xml:space="preserve">, що слова́ мої́ </w:t>
+      </w:r>
+      <w:r>
+        <w:rPr>
+          <w:rFonts w:ascii="Times New Roman" w:hAnsi="Times New Roman"/>
+          <w:sz w:val="24"/>
+        </w:rPr>
+        <w:t>лю́бі</w:t>
+      </w:r>
+      <w:r>
+        <w:rPr>
+          <w:rFonts w:ascii="Times New Roman" w:hAnsi="Times New Roman"/>
+          <w:sz w:val="24"/>
+        </w:rPr>
+        <w:t>.</w:t>
+      </w:r>
+    </w:p>
+    <w:p>
+      <w:pPr>
+        <w:pStyle w:val="a"/>
+        <w:spacing w:after="120"/>
+      </w:pPr>
+      <w:r>
+        <w:rPr>
+          <w:rFonts w:ascii="Times New Roman" w:hAnsi="Times New Roman"/>
+          <w:sz w:val="24"/>
+        </w:rPr>
+        <w:t>Немо́вби</w:t>
+      </w:r>
+      <w:r>
+        <w:rPr>
+          <w:rFonts w:ascii="Times New Roman" w:hAnsi="Times New Roman"/>
+          <w:sz w:val="24"/>
+        </w:rPr>
+        <w:t xml:space="preserve"> хтось </w:t>
+      </w:r>
+      <w:r>
+        <w:rPr>
+          <w:rFonts w:ascii="Times New Roman" w:hAnsi="Times New Roman"/>
+          <w:sz w:val="24"/>
+        </w:rPr>
+        <w:t>розби́в</w:t>
+      </w:r>
+      <w:r>
+        <w:rPr>
+          <w:rFonts w:ascii="Times New Roman" w:hAnsi="Times New Roman"/>
+          <w:sz w:val="24"/>
+        </w:rPr>
+        <w:t xml:space="preserve"> і </w:t>
+      </w:r>
+      <w:r>
+        <w:rPr>
+          <w:rFonts w:ascii="Times New Roman" w:hAnsi="Times New Roman"/>
+          <w:sz w:val="24"/>
+        </w:rPr>
+        <w:t>розри́в</w:t>
+      </w:r>
+      <w:r>
+        <w:rPr>
+          <w:rFonts w:ascii="Times New Roman" w:hAnsi="Times New Roman"/>
+          <w:sz w:val="24"/>
+        </w:rPr>
+        <w:t xml:space="preserve"> </w:t>
+      </w:r>
+      <w:r>
+        <w:rPr>
+          <w:rFonts w:ascii="Times New Roman" w:hAnsi="Times New Roman"/>
+          <w:sz w:val="24"/>
+        </w:rPr>
+        <w:t>зе́млю</w:t>
+      </w:r>
+      <w:r>
+        <w:rPr>
+          <w:rFonts w:ascii="Times New Roman" w:hAnsi="Times New Roman"/>
+          <w:sz w:val="24"/>
+        </w:rPr>
+        <w:t xml:space="preserve">,* </w:t>
+      </w:r>
+      <w:r>
+        <w:rPr>
+          <w:rFonts w:ascii="Times New Roman" w:hAnsi="Times New Roman"/>
+          <w:sz w:val="24"/>
+        </w:rPr>
+        <w:t>розки́дано</w:t>
+      </w:r>
+      <w:r>
+        <w:rPr>
+          <w:rFonts w:ascii="Times New Roman" w:hAnsi="Times New Roman"/>
+          <w:sz w:val="24"/>
+        </w:rPr>
+        <w:t xml:space="preserve"> </w:t>
+      </w:r>
+      <w:r>
+        <w:rPr>
+          <w:rFonts w:ascii="Times New Roman" w:hAnsi="Times New Roman"/>
+          <w:sz w:val="24"/>
+        </w:rPr>
+        <w:t>ї́хні</w:t>
+      </w:r>
+      <w:r>
+        <w:rPr>
+          <w:rFonts w:ascii="Times New Roman" w:hAnsi="Times New Roman"/>
+          <w:sz w:val="24"/>
+        </w:rPr>
+        <w:t xml:space="preserve"> </w:t>
+      </w:r>
+      <w:r>
+        <w:rPr>
+          <w:rFonts w:ascii="Times New Roman" w:hAnsi="Times New Roman"/>
+          <w:sz w:val="24"/>
+        </w:rPr>
+        <w:t>ко́сті</w:t>
+      </w:r>
+      <w:r>
+        <w:rPr>
+          <w:rFonts w:ascii="Times New Roman" w:hAnsi="Times New Roman"/>
+          <w:sz w:val="24"/>
+        </w:rPr>
+        <w:t xml:space="preserve"> </w:t>
+      </w:r>
+      <w:r>
+        <w:rPr>
+          <w:rFonts w:ascii="Times New Roman" w:hAnsi="Times New Roman"/>
+          <w:sz w:val="24"/>
+        </w:rPr>
+        <w:t>пе́ред</w:t>
+      </w:r>
+      <w:r>
+        <w:rPr>
+          <w:rFonts w:ascii="Times New Roman" w:hAnsi="Times New Roman"/>
+          <w:sz w:val="24"/>
+        </w:rPr>
+        <w:t xml:space="preserve"> </w:t>
+      </w:r>
+      <w:r>
+        <w:rPr>
+          <w:rFonts w:ascii="Times New Roman" w:hAnsi="Times New Roman"/>
+          <w:sz w:val="24"/>
+        </w:rPr>
+        <w:t>а́дом</w:t>
+      </w:r>
+      <w:r>
+        <w:rPr>
+          <w:rFonts w:ascii="Times New Roman" w:hAnsi="Times New Roman"/>
+          <w:sz w:val="24"/>
+        </w:rPr>
+        <w:t>.</w:t>
+      </w:r>
+    </w:p>
+    <w:p>
+      <w:pPr>
+        <w:pStyle w:val="a"/>
+        <w:spacing w:after="120"/>
+      </w:pPr>
+      <w:r>
+        <w:rPr>
+          <w:rFonts w:ascii="Times New Roman" w:hAnsi="Times New Roman"/>
+          <w:sz w:val="24"/>
+        </w:rPr>
+        <w:t xml:space="preserve">Бо до </w:t>
+      </w:r>
+      <w:r>
+        <w:rPr>
+          <w:rFonts w:ascii="Times New Roman" w:hAnsi="Times New Roman"/>
+          <w:sz w:val="24"/>
+        </w:rPr>
+        <w:t>Те́бе</w:t>
+      </w:r>
+      <w:r>
+        <w:rPr>
+          <w:rFonts w:ascii="Times New Roman" w:hAnsi="Times New Roman"/>
+          <w:sz w:val="24"/>
+        </w:rPr>
+        <w:t xml:space="preserve">, </w:t>
+      </w:r>
+      <w:r>
+        <w:rPr>
+          <w:rFonts w:ascii="Times New Roman" w:hAnsi="Times New Roman"/>
+          <w:sz w:val="24"/>
+        </w:rPr>
+        <w:t>Го́споди</w:t>
+      </w:r>
+      <w:r>
+        <w:rPr>
+          <w:rFonts w:ascii="Times New Roman" w:hAnsi="Times New Roman"/>
+          <w:sz w:val="24"/>
+        </w:rPr>
+        <w:t xml:space="preserve">, мій </w:t>
+      </w:r>
+      <w:r>
+        <w:rPr>
+          <w:rFonts w:ascii="Times New Roman" w:hAnsi="Times New Roman"/>
+          <w:sz w:val="24"/>
+        </w:rPr>
+        <w:t>Бо́же</w:t>
+      </w:r>
+      <w:r>
+        <w:rPr>
+          <w:rFonts w:ascii="Times New Roman" w:hAnsi="Times New Roman"/>
+          <w:sz w:val="24"/>
+        </w:rPr>
+        <w:t xml:space="preserve">, мої́ </w:t>
+      </w:r>
+      <w:r>
+        <w:rPr>
+          <w:rFonts w:ascii="Times New Roman" w:hAnsi="Times New Roman"/>
+          <w:sz w:val="24"/>
+        </w:rPr>
+        <w:t>о́чі</w:t>
+      </w:r>
+      <w:r>
+        <w:rPr>
+          <w:rFonts w:ascii="Times New Roman" w:hAnsi="Times New Roman"/>
+          <w:sz w:val="24"/>
+        </w:rPr>
+        <w:t xml:space="preserve">;* до </w:t>
+      </w:r>
+      <w:r>
+        <w:rPr>
+          <w:rFonts w:ascii="Times New Roman" w:hAnsi="Times New Roman"/>
+          <w:sz w:val="24"/>
+        </w:rPr>
+        <w:t>Те́бе</w:t>
+      </w:r>
+      <w:r>
+        <w:rPr>
+          <w:rFonts w:ascii="Times New Roman" w:hAnsi="Times New Roman"/>
+          <w:sz w:val="24"/>
+        </w:rPr>
+        <w:t xml:space="preserve"> </w:t>
+      </w:r>
+      <w:r>
+        <w:rPr>
+          <w:rFonts w:ascii="Times New Roman" w:hAnsi="Times New Roman"/>
+          <w:sz w:val="24"/>
+        </w:rPr>
+        <w:t>прибіга́ю</w:t>
+      </w:r>
+      <w:r>
+        <w:rPr>
+          <w:rFonts w:ascii="Times New Roman" w:hAnsi="Times New Roman"/>
+          <w:sz w:val="24"/>
+        </w:rPr>
+        <w:t xml:space="preserve">, не губи́ душі́ </w:t>
+      </w:r>
+      <w:r>
+        <w:rPr>
+          <w:rFonts w:ascii="Times New Roman" w:hAnsi="Times New Roman"/>
+          <w:sz w:val="24"/>
+        </w:rPr>
+        <w:t>моє́ї</w:t>
+      </w:r>
+      <w:r>
+        <w:rPr>
+          <w:rFonts w:ascii="Times New Roman" w:hAnsi="Times New Roman"/>
+          <w:sz w:val="24"/>
+        </w:rPr>
+        <w:t>.</w:t>
+      </w:r>
+    </w:p>
+    <w:p>
+      <w:pPr>
+        <w:pStyle w:val="a"/>
+        <w:spacing w:after="120"/>
+      </w:pPr>
+      <w:r>
+        <w:rPr>
+          <w:rFonts w:ascii="Times New Roman" w:hAnsi="Times New Roman"/>
+          <w:sz w:val="24"/>
+        </w:rPr>
+        <w:t xml:space="preserve">Збережи́ мене́ від </w:t>
+      </w:r>
+      <w:r>
+        <w:rPr>
+          <w:rFonts w:ascii="Times New Roman" w:hAnsi="Times New Roman"/>
+          <w:sz w:val="24"/>
+        </w:rPr>
+        <w:t>пе́тлі</w:t>
+      </w:r>
+      <w:r>
+        <w:rPr>
+          <w:rFonts w:ascii="Times New Roman" w:hAnsi="Times New Roman"/>
+          <w:sz w:val="24"/>
+        </w:rPr>
+        <w:t xml:space="preserve">, що її́ </w:t>
+      </w:r>
+      <w:r>
+        <w:rPr>
+          <w:rFonts w:ascii="Times New Roman" w:hAnsi="Times New Roman"/>
+          <w:sz w:val="24"/>
+        </w:rPr>
+        <w:t>наста́вили</w:t>
+      </w:r>
+      <w:r>
+        <w:rPr>
+          <w:rFonts w:ascii="Times New Roman" w:hAnsi="Times New Roman"/>
+          <w:sz w:val="24"/>
+        </w:rPr>
+        <w:t xml:space="preserve"> на </w:t>
+      </w:r>
+      <w:r>
+        <w:rPr>
+          <w:rFonts w:ascii="Times New Roman" w:hAnsi="Times New Roman"/>
+          <w:sz w:val="24"/>
+        </w:rPr>
+        <w:t>ме́не</w:t>
+      </w:r>
+      <w:r>
+        <w:rPr>
+          <w:rFonts w:ascii="Times New Roman" w:hAnsi="Times New Roman"/>
+          <w:sz w:val="24"/>
+        </w:rPr>
+        <w:t xml:space="preserve">,* і від сильця́ тих, що </w:t>
+      </w:r>
+      <w:r>
+        <w:rPr>
+          <w:rFonts w:ascii="Times New Roman" w:hAnsi="Times New Roman"/>
+          <w:sz w:val="24"/>
+        </w:rPr>
+        <w:t>тво́рять</w:t>
+      </w:r>
+      <w:r>
+        <w:rPr>
+          <w:rFonts w:ascii="Times New Roman" w:hAnsi="Times New Roman"/>
+          <w:sz w:val="24"/>
+        </w:rPr>
+        <w:t xml:space="preserve"> </w:t>
+      </w:r>
+      <w:r>
+        <w:rPr>
+          <w:rFonts w:ascii="Times New Roman" w:hAnsi="Times New Roman"/>
+          <w:sz w:val="24"/>
+        </w:rPr>
+        <w:t>беззако́ння</w:t>
+      </w:r>
+      <w:r>
+        <w:rPr>
+          <w:rFonts w:ascii="Times New Roman" w:hAnsi="Times New Roman"/>
+          <w:sz w:val="24"/>
+        </w:rPr>
+        <w:t>.</w:t>
+      </w:r>
+    </w:p>
+    <w:p>
+      <w:pPr>
+        <w:pStyle w:val="a"/>
+        <w:spacing w:after="120"/>
+      </w:pPr>
+      <w:r>
+        <w:rPr>
+          <w:rFonts w:ascii="Times New Roman" w:hAnsi="Times New Roman"/>
+          <w:sz w:val="24"/>
+        </w:rPr>
+        <w:t>Неха́й</w:t>
+      </w:r>
+      <w:r>
+        <w:rPr>
+          <w:rFonts w:ascii="Times New Roman" w:hAnsi="Times New Roman"/>
+          <w:sz w:val="24"/>
+        </w:rPr>
+        <w:t xml:space="preserve"> </w:t>
+      </w:r>
+      <w:r>
+        <w:rPr>
+          <w:rFonts w:ascii="Times New Roman" w:hAnsi="Times New Roman"/>
+          <w:sz w:val="24"/>
+        </w:rPr>
+        <w:t>грі́шники</w:t>
+      </w:r>
+      <w:r>
+        <w:rPr>
+          <w:rFonts w:ascii="Times New Roman" w:hAnsi="Times New Roman"/>
+          <w:sz w:val="24"/>
+        </w:rPr>
+        <w:t xml:space="preserve"> </w:t>
+      </w:r>
+      <w:r>
+        <w:rPr>
+          <w:rFonts w:ascii="Times New Roman" w:hAnsi="Times New Roman"/>
+          <w:sz w:val="24"/>
+        </w:rPr>
+        <w:t>впаду́ть</w:t>
+      </w:r>
+      <w:r>
+        <w:rPr>
+          <w:rFonts w:ascii="Times New Roman" w:hAnsi="Times New Roman"/>
+          <w:sz w:val="24"/>
+        </w:rPr>
+        <w:t xml:space="preserve"> у </w:t>
+      </w:r>
+      <w:r>
+        <w:rPr>
+          <w:rFonts w:ascii="Times New Roman" w:hAnsi="Times New Roman"/>
+          <w:sz w:val="24"/>
+        </w:rPr>
+        <w:t>вла́сні</w:t>
+      </w:r>
+      <w:r>
+        <w:rPr>
+          <w:rFonts w:ascii="Times New Roman" w:hAnsi="Times New Roman"/>
+          <w:sz w:val="24"/>
+        </w:rPr>
+        <w:t xml:space="preserve"> </w:t>
+      </w:r>
+      <w:r>
+        <w:rPr>
+          <w:rFonts w:ascii="Times New Roman" w:hAnsi="Times New Roman"/>
+          <w:sz w:val="24"/>
+        </w:rPr>
+        <w:t>сі́ті</w:t>
+      </w:r>
+      <w:r>
+        <w:rPr>
+          <w:rFonts w:ascii="Times New Roman" w:hAnsi="Times New Roman"/>
+          <w:sz w:val="24"/>
+        </w:rPr>
+        <w:t xml:space="preserve"> всі </w:t>
+      </w:r>
+      <w:r>
+        <w:rPr>
+          <w:rFonts w:ascii="Times New Roman" w:hAnsi="Times New Roman"/>
+          <w:sz w:val="24"/>
+        </w:rPr>
+        <w:t>ра́зом</w:t>
+      </w:r>
+      <w:r>
+        <w:rPr>
+          <w:rFonts w:ascii="Times New Roman" w:hAnsi="Times New Roman"/>
+          <w:sz w:val="24"/>
+        </w:rPr>
+        <w:t xml:space="preserve">,* а я пройду́ </w:t>
+      </w:r>
+      <w:r>
+        <w:rPr>
+          <w:rFonts w:ascii="Times New Roman" w:hAnsi="Times New Roman"/>
+          <w:sz w:val="24"/>
+        </w:rPr>
+        <w:t>безпе́чно</w:t>
+      </w:r>
+      <w:r>
+        <w:rPr>
+          <w:rFonts w:ascii="Times New Roman" w:hAnsi="Times New Roman"/>
+          <w:sz w:val="24"/>
+        </w:rPr>
+        <w:t>.</w:t>
+      </w:r>
+    </w:p>
+    <w:p>
+      <w:pPr>
+        <w:pStyle w:val="a"/>
+        <w:spacing w:after="120"/>
+      </w:pPr>
+      <w:r>
         <w:rPr>
           <w:rFonts w:ascii="Times New Roman" w:hAnsi="Times New Roman"/>
           <w:b/>
           <w:i/>
           <w:color w:val="FF0000"/>
           <w:sz w:val="24"/>
-          <w:szCs w:val="24"/>
-        </w:rPr>
-      </w:pPr>
-      <w:r>
-        <w:rPr>
-          <w:rFonts w:ascii="Times New Roman" w:hAnsi="Times New Roman"/>
-          <w:b/>
-          <w:i/>
-          <w:color w:val="FF0000"/>
-          <w:sz w:val="24"/>
-          <w:szCs w:val="24"/>
         </w:rPr>
         <w:t>Псалом 141</w:t>
       </w:r>
     </w:p>
     <w:p>
       <w:pPr>
-        <w:spacing w:after="120"/>
-        <w:jc w:val="both"/>
-        <w:rPr>
-          <w:rFonts w:ascii="Times New Roman" w:hAnsi="Times New Roman"/>
-          <w:sz w:val="24"/>
-          <w:szCs w:val="24"/>
-        </w:rPr>
-      </w:pPr>
-      <w:r>
-        <w:rPr>
-          <w:rFonts w:ascii="Times New Roman" w:hAnsi="Times New Roman"/>
-          <w:sz w:val="24"/>
-          <w:szCs w:val="24"/>
-        </w:rPr>
-        <w:t>Я голосом моїм до Господа взиваю,* я голосом моїм до Господа молюся.</w:t>
-      </w:r>
-    </w:p>
-    <w:p>
-      <w:pPr>
-        <w:spacing w:after="120"/>
-        <w:jc w:val="both"/>
-        <w:rPr>
-          <w:rFonts w:ascii="Times New Roman" w:hAnsi="Times New Roman"/>
-          <w:sz w:val="24"/>
-          <w:szCs w:val="24"/>
-        </w:rPr>
-      </w:pPr>
-      <w:r>
-        <w:rPr>
-          <w:rFonts w:ascii="Times New Roman" w:hAnsi="Times New Roman"/>
-          <w:sz w:val="24"/>
-          <w:szCs w:val="24"/>
-        </w:rPr>
-        <w:t xml:space="preserve">Скаргу мою перед ним виливаю,* мою скруту йому </w:t>
-      </w:r>
-      <w:r>
-        <w:rPr>
-          <w:rFonts w:ascii="Times New Roman" w:hAnsi="Times New Roman"/>
-          <w:sz w:val="24"/>
-          <w:szCs w:val="24"/>
-        </w:rPr>
-        <w:t>я виявляю.</w:t>
-      </w:r>
-    </w:p>
-    <w:p>
-      <w:pPr>
-        <w:spacing w:after="120"/>
-        <w:jc w:val="both"/>
-        <w:rPr>
-          <w:rFonts w:ascii="Times New Roman" w:hAnsi="Times New Roman"/>
-          <w:sz w:val="24"/>
-          <w:szCs w:val="24"/>
-        </w:rPr>
-      </w:pPr>
-      <w:r>
-        <w:rPr>
-          <w:rFonts w:ascii="Times New Roman" w:hAnsi="Times New Roman"/>
-          <w:sz w:val="24"/>
-          <w:szCs w:val="24"/>
-        </w:rPr>
-        <w:t>Коли тривожиться в мені дух мій, ти знаєш мою стежку.* На дорозі, де я ступаю, тайно розставили сильце на мене.</w:t>
-      </w:r>
-    </w:p>
-    <w:p>
-      <w:pPr>
-        <w:spacing w:after="120"/>
-        <w:jc w:val="both"/>
-        <w:rPr>
-          <w:rFonts w:ascii="Times New Roman" w:hAnsi="Times New Roman"/>
-          <w:sz w:val="24"/>
-          <w:szCs w:val="24"/>
-        </w:rPr>
-      </w:pPr>
-      <w:r>
-        <w:rPr>
-          <w:rFonts w:ascii="Times New Roman" w:hAnsi="Times New Roman"/>
-          <w:sz w:val="24"/>
-          <w:szCs w:val="24"/>
-        </w:rPr>
-        <w:t>Поглянь праворуч і подивися:* нема нікого, хто дбав би за мене.</w:t>
-      </w:r>
-    </w:p>
-    <w:p>
-      <w:pPr>
-        <w:spacing w:after="120"/>
-        <w:jc w:val="both"/>
-        <w:rPr>
-          <w:rFonts w:ascii="Times New Roman" w:hAnsi="Times New Roman"/>
-          <w:sz w:val="24"/>
-          <w:szCs w:val="24"/>
-        </w:rPr>
-      </w:pPr>
-      <w:r>
-        <w:rPr>
-          <w:rFonts w:ascii="Times New Roman" w:hAnsi="Times New Roman"/>
-          <w:sz w:val="24"/>
-          <w:szCs w:val="24"/>
-        </w:rPr>
-        <w:t>Нема куди мені втікати,* нема нікого, хто піклувався би мною.</w:t>
-      </w:r>
-    </w:p>
-    <w:p>
-      <w:pPr>
-        <w:spacing w:after="120"/>
-        <w:jc w:val="both"/>
-        <w:rPr>
-          <w:rFonts w:ascii="Times New Roman" w:hAnsi="Times New Roman"/>
-          <w:sz w:val="24"/>
-          <w:szCs w:val="24"/>
-        </w:rPr>
-      </w:pPr>
-      <w:r>
-        <w:rPr>
-          <w:rFonts w:ascii="Times New Roman" w:eastAsia="Gungsuh" w:hAnsi="Times New Roman"/>
-          <w:sz w:val="24"/>
-          <w:szCs w:val="24"/>
-        </w:rPr>
-        <w:t>До тебе</w:t>
-      </w:r>
-      <w:r>
-        <w:rPr>
-          <w:rFonts w:ascii="Times New Roman" w:eastAsia="Gungsuh" w:hAnsi="Times New Roman"/>
-          <w:sz w:val="24"/>
-          <w:szCs w:val="24"/>
-        </w:rPr>
-        <w:t>, Господи, взиваю й кажу:* Ти моє прибіжище, в землі живих ти − моя доля!</w:t>
-      </w:r>
-    </w:p>
-    <w:p>
-      <w:pPr>
-        <w:spacing w:after="120"/>
-        <w:jc w:val="both"/>
-        <w:rPr>
-          <w:rFonts w:ascii="Times New Roman" w:hAnsi="Times New Roman"/>
-          <w:sz w:val="24"/>
-          <w:szCs w:val="24"/>
-        </w:rPr>
-      </w:pPr>
-      <w:r>
-        <w:rPr>
-          <w:rFonts w:ascii="Times New Roman" w:hAnsi="Times New Roman"/>
-          <w:sz w:val="24"/>
-          <w:szCs w:val="24"/>
-        </w:rPr>
-        <w:t>Зверни увагу на моє благання,* бо я вельми нещасний.</w:t>
-      </w:r>
-    </w:p>
-    <w:p>
-      <w:pPr>
-        <w:spacing w:after="120"/>
-        <w:jc w:val="both"/>
-        <w:rPr>
-          <w:rFonts w:ascii="Times New Roman" w:hAnsi="Times New Roman"/>
-          <w:sz w:val="24"/>
-          <w:szCs w:val="24"/>
-        </w:rPr>
-      </w:pPr>
-      <w:r>
-        <w:rPr>
-          <w:rFonts w:ascii="Times New Roman" w:hAnsi="Times New Roman"/>
-          <w:sz w:val="24"/>
-          <w:szCs w:val="24"/>
-        </w:rPr>
-        <w:t>Спаси мене від гонителів моїх,* бо вони сильніші від мене.</w:t>
+        <w:pStyle w:val="a"/>
+        <w:spacing w:after="120"/>
+      </w:pPr>
+      <w:r>
+        <w:rPr>
+          <w:rFonts w:ascii="Times New Roman" w:hAnsi="Times New Roman"/>
+          <w:sz w:val="24"/>
+        </w:rPr>
+        <w:t xml:space="preserve">Я </w:t>
+      </w:r>
+      <w:r>
+        <w:rPr>
+          <w:rFonts w:ascii="Times New Roman" w:hAnsi="Times New Roman"/>
+          <w:sz w:val="24"/>
+        </w:rPr>
+        <w:t>го́лосом</w:t>
+      </w:r>
+      <w:r>
+        <w:rPr>
+          <w:rFonts w:ascii="Times New Roman" w:hAnsi="Times New Roman"/>
+          <w:sz w:val="24"/>
+        </w:rPr>
+        <w:t xml:space="preserve"> </w:t>
+      </w:r>
+      <w:r>
+        <w:rPr>
+          <w:rFonts w:ascii="Times New Roman" w:hAnsi="Times New Roman"/>
+          <w:sz w:val="24"/>
+        </w:rPr>
+        <w:t>мої́м</w:t>
+      </w:r>
+      <w:r>
+        <w:rPr>
+          <w:rFonts w:ascii="Times New Roman" w:hAnsi="Times New Roman"/>
+          <w:sz w:val="24"/>
+        </w:rPr>
+        <w:t xml:space="preserve"> до </w:t>
+      </w:r>
+      <w:r>
+        <w:rPr>
+          <w:rFonts w:ascii="Times New Roman" w:hAnsi="Times New Roman"/>
+          <w:sz w:val="24"/>
+        </w:rPr>
+        <w:t>Го́спода</w:t>
+      </w:r>
+      <w:r>
+        <w:rPr>
+          <w:rFonts w:ascii="Times New Roman" w:hAnsi="Times New Roman"/>
+          <w:sz w:val="24"/>
+        </w:rPr>
+        <w:t xml:space="preserve"> </w:t>
+      </w:r>
+      <w:r>
+        <w:rPr>
+          <w:rFonts w:ascii="Times New Roman" w:hAnsi="Times New Roman"/>
+          <w:sz w:val="24"/>
+        </w:rPr>
+        <w:t>взива́ю</w:t>
+      </w:r>
+      <w:r>
+        <w:rPr>
+          <w:rFonts w:ascii="Times New Roman" w:hAnsi="Times New Roman"/>
+          <w:sz w:val="24"/>
+        </w:rPr>
+        <w:t xml:space="preserve">,* я </w:t>
+      </w:r>
+      <w:r>
+        <w:rPr>
+          <w:rFonts w:ascii="Times New Roman" w:hAnsi="Times New Roman"/>
+          <w:sz w:val="24"/>
+        </w:rPr>
+        <w:t>го́лосом</w:t>
+      </w:r>
+      <w:r>
+        <w:rPr>
+          <w:rFonts w:ascii="Times New Roman" w:hAnsi="Times New Roman"/>
+          <w:sz w:val="24"/>
+        </w:rPr>
+        <w:t xml:space="preserve"> </w:t>
+      </w:r>
+      <w:r>
+        <w:rPr>
+          <w:rFonts w:ascii="Times New Roman" w:hAnsi="Times New Roman"/>
+          <w:sz w:val="24"/>
+        </w:rPr>
+        <w:t>мої́м</w:t>
+      </w:r>
+      <w:r>
+        <w:rPr>
+          <w:rFonts w:ascii="Times New Roman" w:hAnsi="Times New Roman"/>
+          <w:sz w:val="24"/>
+        </w:rPr>
+        <w:t xml:space="preserve"> до </w:t>
+      </w:r>
+      <w:r>
+        <w:rPr>
+          <w:rFonts w:ascii="Times New Roman" w:hAnsi="Times New Roman"/>
+          <w:sz w:val="24"/>
+        </w:rPr>
+        <w:t>Го́спода</w:t>
+      </w:r>
+      <w:r>
+        <w:rPr>
+          <w:rFonts w:ascii="Times New Roman" w:hAnsi="Times New Roman"/>
+          <w:sz w:val="24"/>
+        </w:rPr>
+        <w:t xml:space="preserve"> </w:t>
+      </w:r>
+      <w:r>
+        <w:rPr>
+          <w:rFonts w:ascii="Times New Roman" w:hAnsi="Times New Roman"/>
+          <w:sz w:val="24"/>
+        </w:rPr>
+        <w:t>молю́ся</w:t>
+      </w:r>
+      <w:r>
+        <w:rPr>
+          <w:rFonts w:ascii="Times New Roman" w:hAnsi="Times New Roman"/>
+          <w:sz w:val="24"/>
+        </w:rPr>
+        <w:t>.</w:t>
+      </w:r>
+    </w:p>
+    <w:p>
+      <w:pPr>
+        <w:pStyle w:val="a"/>
+        <w:spacing w:after="120"/>
+      </w:pPr>
+      <w:r>
+        <w:rPr>
+          <w:rFonts w:ascii="Times New Roman" w:hAnsi="Times New Roman"/>
+          <w:sz w:val="24"/>
+        </w:rPr>
+        <w:t>Ска́ргу</w:t>
+      </w:r>
+      <w:r>
+        <w:rPr>
+          <w:rFonts w:ascii="Times New Roman" w:hAnsi="Times New Roman"/>
+          <w:sz w:val="24"/>
+        </w:rPr>
+        <w:t xml:space="preserve"> мою́ </w:t>
+      </w:r>
+      <w:r>
+        <w:rPr>
+          <w:rFonts w:ascii="Times New Roman" w:hAnsi="Times New Roman"/>
+          <w:sz w:val="24"/>
+        </w:rPr>
+        <w:t>пе́ред</w:t>
+      </w:r>
+      <w:r>
+        <w:rPr>
+          <w:rFonts w:ascii="Times New Roman" w:hAnsi="Times New Roman"/>
+          <w:sz w:val="24"/>
+        </w:rPr>
+        <w:t xml:space="preserve"> Ним </w:t>
+      </w:r>
+      <w:r>
+        <w:rPr>
+          <w:rFonts w:ascii="Times New Roman" w:hAnsi="Times New Roman"/>
+          <w:sz w:val="24"/>
+        </w:rPr>
+        <w:t>вилива́ю</w:t>
+      </w:r>
+      <w:r>
+        <w:rPr>
+          <w:rFonts w:ascii="Times New Roman" w:hAnsi="Times New Roman"/>
+          <w:sz w:val="24"/>
+        </w:rPr>
+        <w:t xml:space="preserve">,* мою́ </w:t>
+      </w:r>
+      <w:r>
+        <w:rPr>
+          <w:rFonts w:ascii="Times New Roman" w:hAnsi="Times New Roman"/>
+          <w:sz w:val="24"/>
+        </w:rPr>
+        <w:t>скру́ту</w:t>
+      </w:r>
+      <w:r>
+        <w:rPr>
+          <w:rFonts w:ascii="Times New Roman" w:hAnsi="Times New Roman"/>
+          <w:sz w:val="24"/>
+        </w:rPr>
+        <w:t xml:space="preserve"> Йому́ я </w:t>
+      </w:r>
+      <w:r>
+        <w:rPr>
+          <w:rFonts w:ascii="Times New Roman" w:hAnsi="Times New Roman"/>
+          <w:sz w:val="24"/>
+        </w:rPr>
+        <w:t>виявля́ю</w:t>
+      </w:r>
+      <w:r>
+        <w:rPr>
+          <w:rFonts w:ascii="Times New Roman" w:hAnsi="Times New Roman"/>
+          <w:sz w:val="24"/>
+        </w:rPr>
+        <w:t>.</w:t>
+      </w:r>
+    </w:p>
+    <w:p>
+      <w:pPr>
+        <w:pStyle w:val="a"/>
+        <w:spacing w:after="120"/>
+      </w:pPr>
+      <w:r>
+        <w:rPr>
+          <w:rFonts w:ascii="Times New Roman" w:hAnsi="Times New Roman"/>
+          <w:sz w:val="24"/>
+        </w:rPr>
+        <w:t xml:space="preserve">Коли́ </w:t>
+      </w:r>
+      <w:r>
+        <w:rPr>
+          <w:rFonts w:ascii="Times New Roman" w:hAnsi="Times New Roman"/>
+          <w:sz w:val="24"/>
+        </w:rPr>
+        <w:t>триво́житься</w:t>
+      </w:r>
+      <w:r>
+        <w:rPr>
+          <w:rFonts w:ascii="Times New Roman" w:hAnsi="Times New Roman"/>
+          <w:sz w:val="24"/>
+        </w:rPr>
+        <w:t xml:space="preserve"> в мені́ дух мій, Ти </w:t>
+      </w:r>
+      <w:r>
+        <w:rPr>
+          <w:rFonts w:ascii="Times New Roman" w:hAnsi="Times New Roman"/>
+          <w:sz w:val="24"/>
+        </w:rPr>
+        <w:t>знає́ш</w:t>
+      </w:r>
+      <w:r>
+        <w:rPr>
+          <w:rFonts w:ascii="Times New Roman" w:hAnsi="Times New Roman"/>
+          <w:sz w:val="24"/>
+        </w:rPr>
+        <w:t xml:space="preserve"> мою́ сте́жку.* На </w:t>
+      </w:r>
+      <w:r>
+        <w:rPr>
+          <w:rFonts w:ascii="Times New Roman" w:hAnsi="Times New Roman"/>
+          <w:sz w:val="24"/>
+        </w:rPr>
+        <w:t>доро́зі</w:t>
+      </w:r>
+      <w:r>
+        <w:rPr>
+          <w:rFonts w:ascii="Times New Roman" w:hAnsi="Times New Roman"/>
+          <w:sz w:val="24"/>
+        </w:rPr>
+        <w:t xml:space="preserve">, де я </w:t>
+      </w:r>
+      <w:r>
+        <w:rPr>
+          <w:rFonts w:ascii="Times New Roman" w:hAnsi="Times New Roman"/>
+          <w:sz w:val="24"/>
+        </w:rPr>
+        <w:t>ступа́ю</w:t>
+      </w:r>
+      <w:r>
+        <w:rPr>
+          <w:rFonts w:ascii="Times New Roman" w:hAnsi="Times New Roman"/>
+          <w:sz w:val="24"/>
+        </w:rPr>
+        <w:t xml:space="preserve">, </w:t>
+      </w:r>
+      <w:r>
+        <w:rPr>
+          <w:rFonts w:ascii="Times New Roman" w:hAnsi="Times New Roman"/>
+          <w:sz w:val="24"/>
+        </w:rPr>
+        <w:t>та́йно</w:t>
+      </w:r>
+      <w:r>
+        <w:rPr>
+          <w:rFonts w:ascii="Times New Roman" w:hAnsi="Times New Roman"/>
+          <w:sz w:val="24"/>
+        </w:rPr>
+        <w:t xml:space="preserve"> </w:t>
+      </w:r>
+      <w:r>
+        <w:rPr>
+          <w:rFonts w:ascii="Times New Roman" w:hAnsi="Times New Roman"/>
+          <w:sz w:val="24"/>
+        </w:rPr>
+        <w:t>розста́вили</w:t>
+      </w:r>
+      <w:r>
+        <w:rPr>
+          <w:rFonts w:ascii="Times New Roman" w:hAnsi="Times New Roman"/>
+          <w:sz w:val="24"/>
+        </w:rPr>
+        <w:t xml:space="preserve"> сильце́ на </w:t>
+      </w:r>
+      <w:r>
+        <w:rPr>
+          <w:rFonts w:ascii="Times New Roman" w:hAnsi="Times New Roman"/>
+          <w:sz w:val="24"/>
+        </w:rPr>
+        <w:t>ме́не</w:t>
+      </w:r>
+      <w:r>
+        <w:rPr>
+          <w:rFonts w:ascii="Times New Roman" w:hAnsi="Times New Roman"/>
+          <w:sz w:val="24"/>
+        </w:rPr>
+        <w:t>.</w:t>
+      </w:r>
+    </w:p>
+    <w:p>
+      <w:pPr>
+        <w:pStyle w:val="a"/>
+        <w:spacing w:after="120"/>
+      </w:pPr>
+      <w:r>
+        <w:rPr>
+          <w:rFonts w:ascii="Times New Roman" w:hAnsi="Times New Roman"/>
+          <w:sz w:val="24"/>
+        </w:rPr>
+        <w:t>Погля́нь</w:t>
+      </w:r>
+      <w:r>
+        <w:rPr>
+          <w:rFonts w:ascii="Times New Roman" w:hAnsi="Times New Roman"/>
+          <w:sz w:val="24"/>
+        </w:rPr>
+        <w:t xml:space="preserve"> </w:t>
+      </w:r>
+      <w:r>
+        <w:rPr>
+          <w:rFonts w:ascii="Times New Roman" w:hAnsi="Times New Roman"/>
+          <w:sz w:val="24"/>
+        </w:rPr>
+        <w:t>право́руч</w:t>
+      </w:r>
+      <w:r>
+        <w:rPr>
+          <w:rFonts w:ascii="Times New Roman" w:hAnsi="Times New Roman"/>
+          <w:sz w:val="24"/>
+        </w:rPr>
+        <w:t xml:space="preserve"> і </w:t>
+      </w:r>
+      <w:r>
+        <w:rPr>
+          <w:rFonts w:ascii="Times New Roman" w:hAnsi="Times New Roman"/>
+          <w:sz w:val="24"/>
+        </w:rPr>
+        <w:t>подиви́ся</w:t>
+      </w:r>
+      <w:r>
+        <w:rPr>
+          <w:rFonts w:ascii="Times New Roman" w:hAnsi="Times New Roman"/>
+          <w:sz w:val="24"/>
+        </w:rPr>
+        <w:t xml:space="preserve">:* нема́ </w:t>
+      </w:r>
+      <w:r>
+        <w:rPr>
+          <w:rFonts w:ascii="Times New Roman" w:hAnsi="Times New Roman"/>
+          <w:sz w:val="24"/>
+        </w:rPr>
+        <w:t>ніко́го</w:t>
+      </w:r>
+      <w:r>
+        <w:rPr>
+          <w:rFonts w:ascii="Times New Roman" w:hAnsi="Times New Roman"/>
+          <w:sz w:val="24"/>
+        </w:rPr>
+        <w:t xml:space="preserve">, хто дбав би за </w:t>
+      </w:r>
+      <w:r>
+        <w:rPr>
+          <w:rFonts w:ascii="Times New Roman" w:hAnsi="Times New Roman"/>
+          <w:sz w:val="24"/>
+        </w:rPr>
+        <w:t>ме́не</w:t>
+      </w:r>
+      <w:r>
+        <w:rPr>
+          <w:rFonts w:ascii="Times New Roman" w:hAnsi="Times New Roman"/>
+          <w:sz w:val="24"/>
+        </w:rPr>
+        <w:t>.</w:t>
+      </w:r>
+    </w:p>
+    <w:p>
+      <w:pPr>
+        <w:pStyle w:val="a"/>
+        <w:spacing w:after="120"/>
+      </w:pPr>
+      <w:r>
+        <w:rPr>
+          <w:rFonts w:ascii="Times New Roman" w:hAnsi="Times New Roman"/>
+          <w:sz w:val="24"/>
+        </w:rPr>
+        <w:t xml:space="preserve">Нема́ куди́ мені́ </w:t>
+      </w:r>
+      <w:r>
+        <w:rPr>
+          <w:rFonts w:ascii="Times New Roman" w:hAnsi="Times New Roman"/>
+          <w:sz w:val="24"/>
+        </w:rPr>
+        <w:t>втіка́ти</w:t>
+      </w:r>
+      <w:r>
+        <w:rPr>
+          <w:rFonts w:ascii="Times New Roman" w:hAnsi="Times New Roman"/>
+          <w:sz w:val="24"/>
+        </w:rPr>
+        <w:t xml:space="preserve">,* нема́ </w:t>
+      </w:r>
+      <w:r>
+        <w:rPr>
+          <w:rFonts w:ascii="Times New Roman" w:hAnsi="Times New Roman"/>
+          <w:sz w:val="24"/>
+        </w:rPr>
+        <w:t>ніко́го</w:t>
+      </w:r>
+      <w:r>
+        <w:rPr>
+          <w:rFonts w:ascii="Times New Roman" w:hAnsi="Times New Roman"/>
+          <w:sz w:val="24"/>
+        </w:rPr>
+        <w:t xml:space="preserve">, хто </w:t>
+      </w:r>
+      <w:r>
+        <w:rPr>
+          <w:rFonts w:ascii="Times New Roman" w:hAnsi="Times New Roman"/>
+          <w:sz w:val="24"/>
+        </w:rPr>
+        <w:t>піклува́вся</w:t>
+      </w:r>
+      <w:r>
+        <w:rPr>
+          <w:rFonts w:ascii="Times New Roman" w:hAnsi="Times New Roman"/>
+          <w:sz w:val="24"/>
+        </w:rPr>
+        <w:t xml:space="preserve"> би </w:t>
+      </w:r>
+      <w:r>
+        <w:rPr>
+          <w:rFonts w:ascii="Times New Roman" w:hAnsi="Times New Roman"/>
+          <w:sz w:val="24"/>
+        </w:rPr>
+        <w:t>мно́ю</w:t>
+      </w:r>
+      <w:r>
+        <w:rPr>
+          <w:rFonts w:ascii="Times New Roman" w:hAnsi="Times New Roman"/>
+          <w:sz w:val="24"/>
+        </w:rPr>
+        <w:t>.</w:t>
+      </w:r>
+    </w:p>
+    <w:p>
+      <w:pPr>
+        <w:pStyle w:val="a"/>
+        <w:spacing w:after="120"/>
+      </w:pPr>
+      <w:r>
+        <w:rPr>
+          <w:rFonts w:ascii="Times New Roman" w:hAnsi="Times New Roman"/>
+          <w:sz w:val="24"/>
+        </w:rPr>
+        <w:t xml:space="preserve">До </w:t>
+      </w:r>
+      <w:r>
+        <w:rPr>
+          <w:rFonts w:ascii="Times New Roman" w:hAnsi="Times New Roman"/>
+          <w:sz w:val="24"/>
+        </w:rPr>
+        <w:t>Те́бе</w:t>
+      </w:r>
+      <w:r>
+        <w:rPr>
+          <w:rFonts w:ascii="Times New Roman" w:hAnsi="Times New Roman"/>
+          <w:sz w:val="24"/>
+        </w:rPr>
+        <w:t xml:space="preserve">, </w:t>
+      </w:r>
+      <w:r>
+        <w:rPr>
+          <w:rFonts w:ascii="Times New Roman" w:hAnsi="Times New Roman"/>
+          <w:sz w:val="24"/>
+        </w:rPr>
+        <w:t>Го́споди</w:t>
+      </w:r>
+      <w:r>
+        <w:rPr>
+          <w:rFonts w:ascii="Times New Roman" w:hAnsi="Times New Roman"/>
+          <w:sz w:val="24"/>
+        </w:rPr>
+        <w:t xml:space="preserve">, </w:t>
+      </w:r>
+      <w:r>
+        <w:rPr>
+          <w:rFonts w:ascii="Times New Roman" w:hAnsi="Times New Roman"/>
+          <w:sz w:val="24"/>
+        </w:rPr>
+        <w:t>взива́ю</w:t>
+      </w:r>
+      <w:r>
+        <w:rPr>
+          <w:rFonts w:ascii="Times New Roman" w:hAnsi="Times New Roman"/>
+          <w:sz w:val="24"/>
+        </w:rPr>
+        <w:t xml:space="preserve"> й кажу́:* Ти моє́ </w:t>
+      </w:r>
+      <w:r>
+        <w:rPr>
+          <w:rFonts w:ascii="Times New Roman" w:hAnsi="Times New Roman"/>
+          <w:sz w:val="24"/>
+        </w:rPr>
+        <w:t>прибі́жище</w:t>
+      </w:r>
+      <w:r>
+        <w:rPr>
+          <w:rFonts w:ascii="Times New Roman" w:hAnsi="Times New Roman"/>
+          <w:sz w:val="24"/>
+        </w:rPr>
+        <w:t xml:space="preserve">, в землі́ </w:t>
+      </w:r>
+      <w:r>
+        <w:rPr>
+          <w:rFonts w:ascii="Times New Roman" w:hAnsi="Times New Roman"/>
+          <w:sz w:val="24"/>
+        </w:rPr>
+        <w:t>живи́х</w:t>
+      </w:r>
+      <w:r>
+        <w:rPr>
+          <w:rFonts w:ascii="Times New Roman" w:hAnsi="Times New Roman"/>
+          <w:sz w:val="24"/>
+        </w:rPr>
+        <w:t xml:space="preserve"> Ти − моя́ </w:t>
+      </w:r>
+      <w:r>
+        <w:rPr>
+          <w:rFonts w:ascii="Times New Roman" w:hAnsi="Times New Roman"/>
+          <w:sz w:val="24"/>
+        </w:rPr>
+        <w:t>до́ля</w:t>
+      </w:r>
+      <w:r>
+        <w:rPr>
+          <w:rFonts w:ascii="Times New Roman" w:hAnsi="Times New Roman"/>
+          <w:sz w:val="24"/>
+        </w:rPr>
+        <w:t>!</w:t>
+      </w:r>
+    </w:p>
+    <w:p>
+      <w:pPr>
+        <w:pStyle w:val="a"/>
+        <w:spacing w:after="120"/>
+      </w:pPr>
+      <w:r>
+        <w:rPr>
+          <w:rFonts w:ascii="Times New Roman" w:hAnsi="Times New Roman"/>
+          <w:sz w:val="24"/>
+        </w:rPr>
+        <w:t xml:space="preserve">Зверни́ </w:t>
+      </w:r>
+      <w:r>
+        <w:rPr>
+          <w:rFonts w:ascii="Times New Roman" w:hAnsi="Times New Roman"/>
+          <w:sz w:val="24"/>
+        </w:rPr>
+        <w:t>ува́гу</w:t>
+      </w:r>
+      <w:r>
+        <w:rPr>
+          <w:rFonts w:ascii="Times New Roman" w:hAnsi="Times New Roman"/>
+          <w:sz w:val="24"/>
+        </w:rPr>
+        <w:t xml:space="preserve"> на моє́ </w:t>
+      </w:r>
+      <w:r>
+        <w:rPr>
+          <w:rFonts w:ascii="Times New Roman" w:hAnsi="Times New Roman"/>
+          <w:sz w:val="24"/>
+        </w:rPr>
+        <w:t>блага́ння</w:t>
+      </w:r>
+      <w:r>
+        <w:rPr>
+          <w:rFonts w:ascii="Times New Roman" w:hAnsi="Times New Roman"/>
+          <w:sz w:val="24"/>
+        </w:rPr>
+        <w:t xml:space="preserve">,* бо я </w:t>
+      </w:r>
+      <w:r>
+        <w:rPr>
+          <w:rFonts w:ascii="Times New Roman" w:hAnsi="Times New Roman"/>
+          <w:sz w:val="24"/>
+        </w:rPr>
+        <w:t>ве́льми</w:t>
+      </w:r>
+      <w:r>
+        <w:rPr>
+          <w:rFonts w:ascii="Times New Roman" w:hAnsi="Times New Roman"/>
+          <w:sz w:val="24"/>
+        </w:rPr>
+        <w:t xml:space="preserve"> </w:t>
+      </w:r>
+      <w:r>
+        <w:rPr>
+          <w:rFonts w:ascii="Times New Roman" w:hAnsi="Times New Roman"/>
+          <w:sz w:val="24"/>
+        </w:rPr>
+        <w:t>неща́сний</w:t>
+      </w:r>
+      <w:r>
+        <w:rPr>
+          <w:rFonts w:ascii="Times New Roman" w:hAnsi="Times New Roman"/>
+          <w:sz w:val="24"/>
+        </w:rPr>
+        <w:t>.</w:t>
+      </w:r>
+    </w:p>
+    <w:p>
+      <w:pPr>
+        <w:pStyle w:val="a"/>
+        <w:spacing w:after="120"/>
+      </w:pPr>
+      <w:r>
+        <w:rPr>
+          <w:rFonts w:ascii="Times New Roman" w:hAnsi="Times New Roman"/>
+          <w:sz w:val="24"/>
+        </w:rPr>
+        <w:t xml:space="preserve">Спаси́ мене́ від </w:t>
+      </w:r>
+      <w:r>
+        <w:rPr>
+          <w:rFonts w:ascii="Times New Roman" w:hAnsi="Times New Roman"/>
+          <w:sz w:val="24"/>
+        </w:rPr>
+        <w:t>гони́телів</w:t>
+      </w:r>
+      <w:r>
+        <w:rPr>
+          <w:rFonts w:ascii="Times New Roman" w:hAnsi="Times New Roman"/>
+          <w:sz w:val="24"/>
+        </w:rPr>
+        <w:t xml:space="preserve"> </w:t>
+      </w:r>
+      <w:r>
+        <w:rPr>
+          <w:rFonts w:ascii="Times New Roman" w:hAnsi="Times New Roman"/>
+          <w:sz w:val="24"/>
+        </w:rPr>
+        <w:t>мої́х</w:t>
+      </w:r>
+      <w:r>
+        <w:rPr>
+          <w:rFonts w:ascii="Times New Roman" w:hAnsi="Times New Roman"/>
+          <w:sz w:val="24"/>
+        </w:rPr>
+        <w:t xml:space="preserve">,* бо вони́ </w:t>
+      </w:r>
+      <w:r>
+        <w:rPr>
+          <w:rFonts w:ascii="Times New Roman" w:hAnsi="Times New Roman"/>
+          <w:sz w:val="24"/>
+        </w:rPr>
+        <w:t>сильні́ші</w:t>
+      </w:r>
+      <w:r>
+        <w:rPr>
+          <w:rFonts w:ascii="Times New Roman" w:hAnsi="Times New Roman"/>
+          <w:sz w:val="24"/>
+        </w:rPr>
+        <w:t xml:space="preserve"> від </w:t>
+      </w:r>
+      <w:r>
+        <w:rPr>
+          <w:rFonts w:ascii="Times New Roman" w:hAnsi="Times New Roman"/>
+          <w:sz w:val="24"/>
+        </w:rPr>
+        <w:t>ме́не</w:t>
+      </w:r>
+      <w:r>
+        <w:rPr>
+          <w:rFonts w:ascii="Times New Roman" w:hAnsi="Times New Roman"/>
+          <w:sz w:val="24"/>
+        </w:rPr>
+        <w:t>.</w:t>
       </w:r>
     </w:p>
     <w:p>
@@ -8107,7 +9554,7 @@
           <w:sz w:val="24"/>
           <w:szCs w:val="24"/>
         </w:rPr>
-        <w:t>(г. 1, подібний: Небесних хорів):</w:t>
+        <w:t>(г. 1, подібний: Небесних хорів):</w:t>
       </w:r>
       <w:r>
         <w:rPr>
@@ -8429,7 +9876,7 @@
           <w:sz w:val="24"/>
           <w:szCs w:val="24"/>
         </w:rPr>
-        <w:t>(г. 1):</w:t>
+        <w:t>(г. 1):</w:t>
       </w:r>
       <w:r>
         <w:rPr>
@@ -9081,7 +10528,6 @@
           <w:i/>
           <w:color w:val="FF4400"/>
           <w:sz w:val="24"/>
-          <w:szCs w:val="24"/>
         </w:rPr>
         <w:t>Священик:</w:t>
       </w:r>
@@ -9089,7 +10535,6 @@
         <w:rPr>
           <w:rFonts w:ascii="Times New Roman" w:hAnsi="Times New Roman"/>
           <w:sz w:val="24"/>
-          <w:szCs w:val="24"/>
         </w:rPr>
         <w:t xml:space="preserve"> Мир всім.</w:t>
       </w:r>
@@ -9148,84 +10593,241 @@
     </w:p>
     <w:p>
       <w:pPr>
-        <w:spacing w:after="120"/>
-        <w:jc w:val="center"/>
-        <w:rPr>
-          <w:rFonts w:ascii="Times New Roman" w:hAnsi="Times New Roman"/>
-          <w:i/>
-          <w:color w:val="FF0000"/>
-          <w:sz w:val="24"/>
-          <w:szCs w:val="24"/>
-        </w:rPr>
-      </w:pPr>
-      <w:r>
-        <w:rPr>
-          <w:rFonts w:ascii="Times New Roman" w:hAnsi="Times New Roman"/>
-          <w:i/>
-          <w:color w:val="FF0000"/>
-          <w:sz w:val="24"/>
-          <w:szCs w:val="24"/>
-        </w:rPr>
-        <w:t>Псалом 22 (г. 1):</w:t>
-      </w:r>
-    </w:p>
-    <w:p>
-      <w:pPr>
-        <w:spacing w:after="120"/>
-        <w:jc w:val="both"/>
-        <w:rPr>
-          <w:rFonts w:ascii="Times New Roman" w:hAnsi="Times New Roman"/>
-          <w:sz w:val="24"/>
-          <w:szCs w:val="24"/>
-        </w:rPr>
-      </w:pPr>
-      <w:r>
-        <w:rPr>
-          <w:rFonts w:ascii="Times New Roman" w:hAnsi="Times New Roman"/>
-          <w:sz w:val="24"/>
-          <w:szCs w:val="24"/>
-        </w:rPr>
-        <w:t>Милість твоя, Господи, буде зі мною* по всі дні життя мого.</w:t>
-      </w:r>
-    </w:p>
-    <w:p>
-      <w:pPr>
-        <w:spacing w:after="120"/>
-        <w:jc w:val="both"/>
-        <w:rPr>
-          <w:rFonts w:ascii="Times New Roman" w:hAnsi="Times New Roman"/>
-          <w:sz w:val="24"/>
-          <w:szCs w:val="24"/>
+        <w:pStyle w:val="a"/>
+        <w:spacing w:after="120"/>
+      </w:pPr>
+      <w:r>
+        <w:rPr>
+          <w:rFonts w:ascii="Times New Roman" w:hAnsi="Times New Roman"/>
+          <w:i/>
+          <w:color w:val="FF0000"/>
+          <w:sz w:val="24"/>
+        </w:rPr>
+        <w:t>(г. 1):</w:t>
+      </w:r>
+      <w:r>
+        <w:rPr>
+          <w:rFonts w:ascii="Times New Roman" w:hAnsi="Times New Roman"/>
+          <w:b/>
+          <w:sz w:val="24"/>
+        </w:rPr>
+        <w:t xml:space="preserve"> </w:t>
+      </w:r>
+      <w:r>
+        <w:rPr>
+          <w:rFonts w:ascii="Times New Roman" w:hAnsi="Times New Roman"/>
+          <w:b/>
+          <w:sz w:val="24"/>
+        </w:rPr>
+        <w:t>Ми́лість</w:t>
+      </w:r>
+      <w:r>
+        <w:rPr>
+          <w:rFonts w:ascii="Times New Roman" w:hAnsi="Times New Roman"/>
+          <w:b/>
+          <w:sz w:val="24"/>
+        </w:rPr>
+        <w:t xml:space="preserve"> Твоя́, </w:t>
+      </w:r>
+      <w:r>
+        <w:rPr>
+          <w:rFonts w:ascii="Times New Roman" w:hAnsi="Times New Roman"/>
+          <w:b/>
+          <w:sz w:val="24"/>
+        </w:rPr>
+        <w:t>Го́споди</w:t>
+      </w:r>
+      <w:r>
+        <w:rPr>
+          <w:rFonts w:ascii="Times New Roman" w:hAnsi="Times New Roman"/>
+          <w:b/>
+          <w:sz w:val="24"/>
+        </w:rPr>
+        <w:t xml:space="preserve">, </w:t>
+      </w:r>
+      <w:r>
+        <w:rPr>
+          <w:rFonts w:ascii="Times New Roman" w:hAnsi="Times New Roman"/>
+          <w:b/>
+          <w:sz w:val="24"/>
+        </w:rPr>
+        <w:t>бу́де</w:t>
+      </w:r>
+      <w:r>
+        <w:rPr>
+          <w:rFonts w:ascii="Times New Roman" w:hAnsi="Times New Roman"/>
+          <w:b/>
+          <w:sz w:val="24"/>
+        </w:rPr>
+        <w:t xml:space="preserve"> зі </w:t>
+      </w:r>
+      <w:r>
+        <w:rPr>
+          <w:rFonts w:ascii="Times New Roman" w:hAnsi="Times New Roman"/>
+          <w:b/>
+          <w:sz w:val="24"/>
+        </w:rPr>
+        <w:t>мно́ю</w:t>
+      </w:r>
+      <w:r>
+        <w:rPr>
+          <w:rFonts w:ascii="Times New Roman" w:hAnsi="Times New Roman"/>
+          <w:b/>
+          <w:sz w:val="24"/>
+        </w:rPr>
+        <w:t xml:space="preserve">* по всі дні життя́ мого́ </w:t>
+      </w:r>
+      <w:r>
+        <w:rPr>
+          <w:rFonts w:ascii="Times New Roman" w:hAnsi="Times New Roman"/>
+          <w:i/>
+          <w:color w:val="FF0000"/>
+          <w:sz w:val="24"/>
+        </w:rPr>
+        <w:t>(Пс. 22,6).</w:t>
+      </w:r>
+    </w:p>
+    <w:p>
+      <w:pPr>
+        <w:pStyle w:val="a"/>
+        <w:spacing w:after="120"/>
+      </w:pPr>
+      <w:r>
+        <w:rPr>
+          <w:rFonts w:ascii="Times New Roman" w:hAnsi="Times New Roman"/>
+          <w:i/>
+          <w:color w:val="FF0000"/>
+          <w:sz w:val="24"/>
+        </w:rPr>
+        <w:t xml:space="preserve">Стих: </w:t>
+      </w:r>
+      <w:r>
+        <w:rPr>
+          <w:rFonts w:ascii="Times New Roman" w:hAnsi="Times New Roman"/>
+          <w:sz w:val="24"/>
           <w:u w:val="single"/>
         </w:rPr>
-      </w:pPr>
-      <w:r>
-        <w:rPr>
-          <w:rFonts w:ascii="Times New Roman" w:hAnsi="Times New Roman"/>
-          <w:i/>
-          <w:color w:val="FF0000"/>
-          <w:sz w:val="24"/>
-          <w:szCs w:val="24"/>
-        </w:rPr>
-        <w:t>Стих:</w:t>
-      </w:r>
-      <w:r>
-        <w:rPr>
-          <w:rFonts w:ascii="Times New Roman" w:hAnsi="Times New Roman"/>
-          <w:i/>
-          <w:sz w:val="24"/>
-          <w:szCs w:val="24"/>
-        </w:rPr>
-        <w:t xml:space="preserve">  </w:t>
-      </w:r>
-      <w:r>
-        <w:rPr>
-          <w:rFonts w:ascii="Times New Roman" w:hAnsi="Times New Roman"/>
-          <w:sz w:val="24"/>
-          <w:szCs w:val="24"/>
+        <w:t>Госпо́дь</w:t>
+      </w:r>
+      <w:r>
+        <w:rPr>
+          <w:rFonts w:ascii="Times New Roman" w:hAnsi="Times New Roman"/>
+          <w:sz w:val="24"/>
           <w:u w:val="single"/>
         </w:rPr>
-        <w:t>Господь мій пастир: нічого мені не бракуватиме; на зелених пасовиськах він поселив мене.</w:t>
+        <w:t xml:space="preserve"> мій </w:t>
+      </w:r>
+      <w:r>
+        <w:rPr>
+          <w:rFonts w:ascii="Times New Roman" w:hAnsi="Times New Roman"/>
+          <w:sz w:val="24"/>
+          <w:u w:val="single"/>
+        </w:rPr>
+        <w:t>па́стир</w:t>
+      </w:r>
+      <w:r>
+        <w:rPr>
+          <w:rFonts w:ascii="Times New Roman" w:hAnsi="Times New Roman"/>
+          <w:sz w:val="24"/>
+          <w:u w:val="single"/>
+        </w:rPr>
+        <w:t xml:space="preserve">: </w:t>
+      </w:r>
+      <w:r>
+        <w:rPr>
+          <w:rFonts w:ascii="Times New Roman" w:hAnsi="Times New Roman"/>
+          <w:sz w:val="24"/>
+          <w:u w:val="single"/>
+        </w:rPr>
+        <w:t>нічо́го</w:t>
+      </w:r>
+      <w:r>
+        <w:rPr>
+          <w:rFonts w:ascii="Times New Roman" w:hAnsi="Times New Roman"/>
+          <w:sz w:val="24"/>
+          <w:u w:val="single"/>
+        </w:rPr>
+        <w:t xml:space="preserve"> мені́ не </w:t>
+      </w:r>
+      <w:r>
+        <w:rPr>
+          <w:rFonts w:ascii="Times New Roman" w:hAnsi="Times New Roman"/>
+          <w:sz w:val="24"/>
+          <w:u w:val="single"/>
+        </w:rPr>
+        <w:t>бракува́тиме</w:t>
+      </w:r>
+      <w:r>
+        <w:rPr>
+          <w:rFonts w:ascii="Times New Roman" w:hAnsi="Times New Roman"/>
+          <w:sz w:val="24"/>
+          <w:u w:val="single"/>
+        </w:rPr>
+        <w:t xml:space="preserve">; на </w:t>
+      </w:r>
+      <w:r>
+        <w:rPr>
+          <w:rFonts w:ascii="Times New Roman" w:hAnsi="Times New Roman"/>
+          <w:sz w:val="24"/>
+          <w:u w:val="single"/>
+        </w:rPr>
+        <w:t>зеле́них</w:t>
+      </w:r>
+      <w:r>
+        <w:rPr>
+          <w:rFonts w:ascii="Times New Roman" w:hAnsi="Times New Roman"/>
+          <w:sz w:val="24"/>
+          <w:u w:val="single"/>
+        </w:rPr>
+        <w:t xml:space="preserve"> </w:t>
+      </w:r>
+      <w:r>
+        <w:rPr>
+          <w:rFonts w:ascii="Times New Roman" w:hAnsi="Times New Roman"/>
+          <w:sz w:val="24"/>
+          <w:u w:val="single"/>
+        </w:rPr>
+        <w:t>пасо́виськах</w:t>
+      </w:r>
+      <w:r>
+        <w:rPr>
+          <w:rFonts w:ascii="Times New Roman" w:hAnsi="Times New Roman"/>
+          <w:sz w:val="24"/>
+          <w:u w:val="single"/>
+        </w:rPr>
+        <w:t xml:space="preserve"> Він </w:t>
+      </w:r>
+      <w:r>
+        <w:rPr>
+          <w:rFonts w:ascii="Times New Roman" w:hAnsi="Times New Roman"/>
+          <w:sz w:val="24"/>
+          <w:u w:val="single"/>
+        </w:rPr>
+        <w:t>посели́в</w:t>
+      </w:r>
+      <w:r>
+        <w:rPr>
+          <w:rFonts w:ascii="Times New Roman" w:hAnsi="Times New Roman"/>
+          <w:sz w:val="24"/>
+          <w:u w:val="single"/>
+        </w:rPr>
+        <w:t xml:space="preserve"> мене́</w:t>
+      </w:r>
+      <w:r>
+        <w:rPr>
+          <w:rFonts w:ascii="Times New Roman" w:hAnsi="Times New Roman"/>
+          <w:sz w:val="24"/>
+        </w:rPr>
+        <w:t xml:space="preserve"> </w:t>
+      </w:r>
+      <w:r>
+        <w:rPr>
+          <w:rFonts w:ascii="Times New Roman" w:hAnsi="Times New Roman"/>
+          <w:i/>
+          <w:color w:val="FF0000"/>
+          <w:sz w:val="24"/>
+        </w:rPr>
+        <w:t>(Пс. 22,1-2).</w:t>
       </w:r>
     </w:p>
     <w:p>
@@ -10565,7 +12167,6 @@
           <w:i/>
           <w:color w:val="FF4400"/>
           <w:sz w:val="24"/>
-          <w:szCs w:val="24"/>
         </w:rPr>
         <w:t>Священик:</w:t>
       </w:r>
@@ -10573,17 +12174,8 @@
         <w:rPr>
           <w:rFonts w:ascii="Times New Roman" w:hAnsi="Times New Roman"/>
           <w:sz w:val="24"/>
-          <w:szCs w:val="24"/>
-        </w:rPr>
-        <w:t xml:space="preserve"> Бо Ти – Бог милости, ласк і людинолюб</w:t>
-      </w:r>
-      <w:r>
-        <w:rPr>
-          <w:rFonts w:ascii="Times New Roman" w:hAnsi="Times New Roman"/>
-          <w:sz w:val="24"/>
-          <w:szCs w:val="24"/>
-        </w:rPr>
-        <w:t>ности, і Тобі славу віддаємо, Отцю, і Сину, і Святому Духові, нині, і повсякчас, і на віки віків.</w:t>
+        </w:rPr>
+        <w:t xml:space="preserve"> Бо Ти – Бог милости, ласк і людинолюбности, і Тобі славу віддаємо, Отцю, і Сину, і Святому Духові, нині, і повсякчас, і на віки віків.</w:t>
       </w:r>
     </w:p>
     <w:p>
@@ -10640,7 +12232,6 @@
           <w:i/>
           <w:color w:val="FF4400"/>
           <w:sz w:val="24"/>
-          <w:szCs w:val="24"/>
         </w:rPr>
         <w:t>Священик:</w:t>
       </w:r>
@@ -10648,7 +12239,6 @@
         <w:rPr>
           <w:rFonts w:ascii="Times New Roman" w:hAnsi="Times New Roman"/>
           <w:sz w:val="24"/>
-          <w:szCs w:val="24"/>
         </w:rPr>
         <w:t xml:space="preserve"> Мир всім.</w:t>
       </w:r>
@@ -11426,48 +13016,35 @@
     </w:p>
     <w:p>
       <w:pPr>
-        <w:spacing w:after="120"/>
-        <w:jc w:val="both"/>
-        <w:rPr>
-          <w:rFonts w:ascii="Times New Roman" w:hAnsi="Times New Roman"/>
-          <w:sz w:val="24"/>
-          <w:szCs w:val="24"/>
-        </w:rPr>
-      </w:pPr>
-      <w:r>
-        <w:rPr>
-          <w:rFonts w:ascii="Times New Roman" w:hAnsi="Times New Roman"/>
-          <w:sz w:val="24"/>
-          <w:szCs w:val="24"/>
-        </w:rPr>
-        <w:t xml:space="preserve">Святий Боже, святий Кріпкий, святий Безсмертний, помилуй нас </w:t>
-      </w:r>
-      <w:r>
-        <w:rPr>
-          <w:rFonts w:ascii="Times New Roman" w:hAnsi="Times New Roman"/>
-          <w:i/>
-          <w:color w:val="FF0000"/>
-          <w:sz w:val="24"/>
-          <w:szCs w:val="24"/>
-        </w:rPr>
-        <w:t>(3 р.)</w:t>
-      </w:r>
-    </w:p>
-    <w:p>
-      <w:pPr>
-        <w:spacing w:after="120"/>
-        <w:jc w:val="both"/>
-        <w:rPr>
-          <w:rFonts w:ascii="Times New Roman" w:hAnsi="Times New Roman"/>
-          <w:sz w:val="24"/>
-          <w:szCs w:val="24"/>
-        </w:rPr>
-      </w:pPr>
-      <w:r>
-        <w:rPr>
-          <w:rFonts w:ascii="Times New Roman" w:hAnsi="Times New Roman"/>
-          <w:sz w:val="24"/>
-          <w:szCs w:val="24"/>
+        <w:pStyle w:val="a"/>
+        <w:spacing w:after="120"/>
+      </w:pPr>
+      <w:r>
+        <w:rPr>
+          <w:rFonts w:ascii="Times New Roman" w:hAnsi="Times New Roman"/>
+          <w:sz w:val="24"/>
+        </w:rPr>
+        <w:t xml:space="preserve">Святий Боже, святий Кріпкий, святий Безсмертний, помилуй нас. </w:t>
+      </w:r>
+      <w:r>
+        <w:rPr>
+          <w:rFonts w:ascii="Times New Roman" w:hAnsi="Times New Roman"/>
+          <w:i/>
+          <w:color w:val="FF0000"/>
+          <w:sz w:val="24"/>
+        </w:rPr>
+        <w:t>(3 р.)</w:t>
+      </w:r>
+    </w:p>
+    <w:p>
+      <w:pPr>
+        <w:pStyle w:val="a"/>
+        <w:spacing w:after="120"/>
+      </w:pPr>
+      <w:r>
+        <w:rPr>
+          <w:rFonts w:ascii="Times New Roman" w:hAnsi="Times New Roman"/>
+          <w:sz w:val="24"/>
         </w:rPr>
         <w:t>Слава Отцю, і Сину, і Святому Духові,* і нині і повсякчас, і на віки віків. Амінь.</w:t>
       </w:r>
@@ -11493,31 +13070,38 @@
     </w:p>
     <w:p>
       <w:pPr>
-        <w:spacing w:after="120"/>
-        <w:jc w:val="both"/>
-        <w:rPr>
-          <w:rFonts w:ascii="Times New Roman" w:hAnsi="Times New Roman"/>
-          <w:sz w:val="24"/>
-          <w:szCs w:val="24"/>
-        </w:rPr>
-      </w:pPr>
-      <w:r>
-        <w:rPr>
-          <w:rFonts w:ascii="Times New Roman" w:hAnsi="Times New Roman"/>
-          <w:sz w:val="24"/>
-          <w:szCs w:val="24"/>
-        </w:rPr>
-        <w:t xml:space="preserve">Господи, помилуй </w:t>
-      </w:r>
-      <w:r>
-        <w:rPr>
-          <w:rFonts w:ascii="Times New Roman" w:hAnsi="Times New Roman"/>
-          <w:i/>
-          <w:color w:val="FF0000"/>
-          <w:sz w:val="24"/>
-          <w:szCs w:val="24"/>
-        </w:rPr>
-        <w:t>(3 р.)</w:t>
+        <w:pStyle w:val="a"/>
+        <w:spacing w:after="120"/>
+      </w:pPr>
+      <w:r>
+        <w:rPr>
+          <w:rFonts w:ascii="Times New Roman" w:hAnsi="Times New Roman"/>
+          <w:sz w:val="24"/>
+        </w:rPr>
+        <w:t>Господи, помилуй</w:t>
+      </w:r>
+      <w:r>
+        <w:rPr>
+          <w:rFonts w:ascii="Times New Roman" w:hAnsi="Times New Roman"/>
+          <w:sz w:val="24"/>
+        </w:rPr>
+        <w:t>.</w:t>
+      </w:r>
+      <w:r>
+        <w:rPr>
+          <w:rFonts w:ascii="Times New Roman" w:hAnsi="Times New Roman"/>
+          <w:sz w:val="24"/>
+        </w:rPr>
+        <w:t xml:space="preserve"> </w:t>
+      </w:r>
+      <w:r>
+        <w:rPr>
+          <w:rFonts w:ascii="Times New Roman" w:hAnsi="Times New Roman"/>
+          <w:i/>
+          <w:color w:val="FF0000"/>
+          <w:sz w:val="24"/>
+        </w:rPr>
+        <w:t>(3 р.)</w:t>
       </w:r>
     </w:p>
     <w:p>
@@ -12258,7 +13842,6 @@
           <w:i/>
           <w:color w:val="FF4400"/>
           <w:sz w:val="24"/>
-          <w:szCs w:val="24"/>
         </w:rPr>
         <w:t>Священик:</w:t>
       </w:r>
@@ -12266,7 +13849,6 @@
         <w:rPr>
           <w:rFonts w:ascii="Times New Roman" w:hAnsi="Times New Roman"/>
           <w:sz w:val="24"/>
-          <w:szCs w:val="24"/>
         </w:rPr>
         <w:t xml:space="preserve"> Слава тобі, Христе Боже, надіє наша, слава тобі!</w:t>
       </w:r>
@@ -12316,7 +13898,7 @@
           <w:sz w:val="24"/>
           <w:szCs w:val="24"/>
         </w:rPr>
-        <w:t>(3 р.)</w:t>
+        <w:t>(3 р.)</w:t>
       </w:r>
       <w:r>
         <w:rPr>
@@ -12337,18 +13919,12 @@
       </w:r>
     </w:p>
     <w:p>
-      <w:pPr>
-        <w:rPr>
-          <w:rFonts w:ascii="Times New Roman" w:hAnsi="Times New Roman"/>
-        </w:rPr>
-      </w:pPr>
       <w:r>
         <w:rPr>
           <w:rFonts w:ascii="Times New Roman" w:hAnsi="Times New Roman"/>
           <w:i/>
           <w:color w:val="FF4400"/>
           <w:sz w:val="24"/>
-          <w:szCs w:val="24"/>
         </w:rPr>
         <w:t>Священик:</w:t>
       </w:r>
@@ -12356,17 +13932,8 @@
         <w:rPr>
           <w:rFonts w:ascii="Times New Roman" w:hAnsi="Times New Roman"/>
           <w:sz w:val="24"/>
-          <w:szCs w:val="24"/>
-        </w:rPr>
-        <w:t xml:space="preserve"> Христос, істинний Бог наш - молитвами пречистої Своєї Матері, силою чесного і животворчого хреста, заступництвом святих славних </w:t>
-      </w:r>
-      <w:r>
-        <w:rPr>
-          <w:rFonts w:ascii="Times New Roman" w:hAnsi="Times New Roman"/>
-          <w:sz w:val="24"/>
-          <w:szCs w:val="24"/>
-        </w:rPr>
-        <w:t xml:space="preserve">і всехвальних апостолів, святого, </w:t>
+        </w:rPr>
+        <w:t xml:space="preserve"> Христос, істинний Бог наш - молитвами пречистої Своєї Матері, силою чесного і животворчого хреста, заступництвом святих славних і всехвальних апостолів, святого, </w:t>
       </w:r>
       <w:r>
         <w:rPr>
@@ -12374,7 +13941,6 @@
           <w:i/>
           <w:color w:val="FF4400"/>
           <w:sz w:val="24"/>
-          <w:szCs w:val="24"/>
         </w:rPr>
         <w:t>якого є храм</w:t>
       </w:r>
@@ -12382,17 +13948,8 @@
         <w:rPr>
           <w:rFonts w:ascii="Times New Roman" w:hAnsi="Times New Roman"/>
           <w:sz w:val="24"/>
-          <w:szCs w:val="24"/>
-        </w:rPr>
-        <w:t xml:space="preserve">, собор преподобних отців Печерських, що спочивають у дальніх печерах, преподобного Мойсея Мурина, святого отця нашого Августина, єпископа Іппонського, святого мученика Гебре Михаїла, пресвітера ефіопського, і </w:t>
-      </w:r>
-      <w:r>
-        <w:rPr>
-          <w:rFonts w:ascii="Times New Roman" w:hAnsi="Times New Roman"/>
-          <w:sz w:val="24"/>
-          <w:szCs w:val="24"/>
-        </w:rPr>
-        <w:t>всіх святих - помилує і спасе нас як благий і людинолюбний.</w:t>
+        </w:rPr>
+        <w:t>, собор преподобних отців Печерських, що спочивають у дальніх печерах, преподобного Мойсея Мурина, святого отця нашого Августина, єпископа Іппонського, святого мученика Гебре Михаїла, пресвітера ефіопського, і всіх святих - помилує і спасе нас як благий і людинолюбний.</w:t>
       </w:r>
     </w:p>
     <w:p>
@@ -12568,7 +14125,6 @@
           <w:i/>
           <w:color w:val="FF4400"/>
           <w:sz w:val="24"/>
-          <w:szCs w:val="24"/>
         </w:rPr>
         <w:t>Священик:</w:t>
       </w:r>
@@ -12576,17 +14132,8 @@
         <w:rPr>
           <w:rFonts w:ascii="Times New Roman" w:hAnsi="Times New Roman"/>
           <w:sz w:val="24"/>
-          <w:szCs w:val="24"/>
-        </w:rPr>
-        <w:t xml:space="preserve"> Слава святій, одноістотній, животворящій і нероздільній Трой</w:t>
-      </w:r>
-      <w:r>
-        <w:rPr>
-          <w:rFonts w:ascii="Times New Roman" w:hAnsi="Times New Roman"/>
-          <w:sz w:val="24"/>
-          <w:szCs w:val="24"/>
-        </w:rPr>
-        <w:t>ці, завжди, нині і повсякчас, і на віки віків.</w:t>
+        </w:rPr>
+        <w:t xml:space="preserve"> Слава святій, одноістотній, животворящій і нероздільній Тройці, завжди, нині і повсякчас, і на віки віків.</w:t>
       </w:r>
     </w:p>
     <w:p>
@@ -12653,7 +14200,7 @@
           <w:sz w:val="24"/>
           <w:szCs w:val="24"/>
         </w:rPr>
-        <w:t>(3 р.)</w:t>
+        <w:t>(3 р.)</w:t>
       </w:r>
     </w:p>
     <w:p>
@@ -12684,7 +14231,7 @@
           <w:sz w:val="24"/>
           <w:szCs w:val="24"/>
         </w:rPr>
-        <w:t>(2 р.)</w:t>
+        <w:t>(2 р.)</w:t>
       </w:r>
     </w:p>
     <w:p>
@@ -15077,7 +16624,7 @@
           <w:sz w:val="24"/>
           <w:szCs w:val="24"/>
         </w:rPr>
-        <w:t>(3 р.)</w:t>
+        <w:t>(3 р.)</w:t>
       </w:r>
     </w:p>
     <w:p>
@@ -15156,7 +16703,7 @@
           <w:sz w:val="24"/>
           <w:szCs w:val="24"/>
         </w:rPr>
-        <w:t>1. </w:t>
+        <w:t xml:space="preserve">1. </w:t>
       </w:r>
       <w:r>
         <w:rPr>
@@ -15204,7 +16751,7 @@
           <w:sz w:val="24"/>
           <w:szCs w:val="24"/>
         </w:rPr>
-        <w:t>2. </w:t>
+        <w:t xml:space="preserve">2. </w:t>
       </w:r>
       <w:r>
         <w:rPr>
@@ -15261,7 +16808,7 @@
           <w:sz w:val="24"/>
           <w:szCs w:val="24"/>
         </w:rPr>
-        <w:t> Від ночі лине дух наш до тебе, Боже, бо світлом є повеління твої. Навчи нас, Боже, правди твоєї, заповідей твоїх і виправдань твоїх. Просвіти наші духовні очі, щоб ми не заснули в гріхах на смерть. Віджени</w:t>
+        <w:t xml:space="preserve"> Від ночі лине дух наш до тебе, Боже, бо світлом є повеління твої. Навчи нас, Боже, правди твоєї, заповідей твоїх і виправдань твоїх. Просвіти наші духовні очі, щоб ми не заснули в гріхах на смерть. Віджени</w:t>
       </w:r>
       <w:r>
         <w:rPr>
@@ -15309,7 +16856,7 @@
           <w:sz w:val="24"/>
           <w:szCs w:val="24"/>
         </w:rPr>
-        <w:t> Владико, Боже святий і неосяжний, що казав із темряви світлові засіяти, що заспокоїв нас у нічному сні й підвів до величання і моління твоєї доброти! Ти, що</w:t>
+        <w:t xml:space="preserve"> Владико, Боже святий і неосяжний, що казав із темряви світлові засіяти, що заспокоїв нас у нічному сні й підвів до величання і моління твоєї доброти! Ти, що</w:t>
       </w:r>
       <w:r>
         <w:rPr>
@@ -15366,7 +16913,7 @@
           <w:sz w:val="24"/>
           <w:szCs w:val="24"/>
         </w:rPr>
-        <w:t> Скарбе добра, джерело невисихаюче, Отче святий, чудотворче всесильний і вседержителю! Ус</w:t>
+        <w:t xml:space="preserve"> Скарбе добра, джерело невисихаюче, Отче святий, чудотворче всесильний і вседержителю! Ус</w:t>
       </w:r>
       <w:r>
         <w:rPr>
@@ -15414,7 +16961,7 @@
           <w:sz w:val="24"/>
           <w:szCs w:val="24"/>
         </w:rPr>
-        <w:t>6. </w:t>
+        <w:t xml:space="preserve">6. </w:t>
       </w:r>
       <w:r>
         <w:rPr>
@@ -15480,7 +17027,7 @@
           <w:sz w:val="24"/>
           <w:szCs w:val="24"/>
         </w:rPr>
-        <w:t> Боже й Отче Господа нашого Ісуса Христа! Ти підніс нас з постелі нашої і зібрав на годину молитви. Дай нам ласку відкрити уста наші і прийми наші подяки, що в наших силах, і навчи нас установ твоїх. Бо молитися як</w:t>
+        <w:t xml:space="preserve"> Боже й Отче Господа нашого Ісуса Христа! Ти підніс нас з постелі нашої і зібрав на годину молитви. Дай нам ласку відкрити уста наші і прийми наші подяки, що в наших силах, і навчи нас установ твоїх. Бо молитися як</w:t>
       </w:r>
       <w:r>
         <w:rPr>
@@ -15528,7 +17075,7 @@
           <w:sz w:val="24"/>
           <w:szCs w:val="24"/>
         </w:rPr>
-        <w:t>8. </w:t>
+        <w:t xml:space="preserve">8. </w:t>
       </w:r>
       <w:r>
         <w:rPr>
@@ -15585,7 +17132,7 @@
           <w:sz w:val="24"/>
           <w:szCs w:val="24"/>
         </w:rPr>
-        <w:t> Господи, Боже наш! Ти за покаяння дарував людям відпущення, нам же, як образ пізнання і визнання гріхів, показав покаяння і прощення пророка Давида. Тож, Владико</w:t>
+        <w:t xml:space="preserve"> Господи, Боже наш! Ти за покаяння дарував людям відпущення, нам же, як образ пізнання і визнання гріхів, показав покаяння і прощення пророка Давида. Тож, Владико</w:t>
       </w:r>
       <w:r>
         <w:rPr>
@@ -15642,7 +17189,7 @@
           <w:sz w:val="24"/>
           <w:szCs w:val="24"/>
         </w:rPr>
-        <w:t> Боже, Боже наш! Ти сотворив розумні й духовні сили своєю волею. Тебе п</w:t>
+        <w:t xml:space="preserve"> Боже, Боже наш! Ти сотворив розумні й духовні сили своєю волею. Тебе п</w:t>
       </w:r>
       <w:r>
         <w:rPr>
@@ -15681,7 +17228,7 @@
           <w:sz w:val="24"/>
           <w:szCs w:val="24"/>
         </w:rPr>
-        <w:t>11. </w:t>
+        <w:t xml:space="preserve">11. </w:t>
       </w:r>
       <w:r>
         <w:rPr>
@@ -18838,7 +20385,7 @@
           <w:color w:val="FF0000"/>
           <w:sz w:val="24"/>
         </w:rPr>
-        <w:t xml:space="preserve">Священник: </w:t>
+        <w:t xml:space="preserve">Священник: </w:t>
       </w:r>
       <w:r>
         <w:rPr>
@@ -19662,7 +21209,7 @@
           <w:color w:val="FF0000"/>
           <w:sz w:val="24"/>
         </w:rPr>
-        <w:t xml:space="preserve">Священник: </w:t>
+        <w:t xml:space="preserve">Священник: </w:t>
       </w:r>
       <w:r>
         <w:rPr>
@@ -20631,7 +22178,7 @@
           <w:sz w:val="24"/>
           <w:szCs w:val="24"/>
         </w:rPr>
-        <w:t xml:space="preserve">(г. 6): </w:t>
+        <w:t xml:space="preserve">(г. 6): </w:t>
       </w:r>
       <w:r>
         <w:rPr>
@@ -20874,7 +22421,6 @@
           <w:i/>
           <w:color w:val="FF4400"/>
           <w:sz w:val="24"/>
-          <w:szCs w:val="24"/>
         </w:rPr>
         <w:t>Священик:</w:t>
       </w:r>
@@ -20882,9 +22428,8 @@
         <w:rPr>
           <w:rFonts w:ascii="Times New Roman" w:hAnsi="Times New Roman"/>
           <w:sz w:val="24"/>
-          <w:szCs w:val="24"/>
-        </w:rPr>
-        <w:t> Бо Тебе хвалять усі сили небесні і Тобі славу возсилаємо: Отцю, і Сину, і Святому Духові, нині і повсякчас, і на віки віків.</w:t>
+        </w:rPr>
+        <w:t xml:space="preserve"> Бо Тебе хвалять усі сили небесні і Тобі славу возсилаємо: Отцю, і Сину, і Святому Духові, нині і повсякчас, і на віки віків.</w:t>
       </w:r>
     </w:p>
     <w:p>
@@ -21804,7 +23349,6 @@
           <w:i/>
           <w:color w:val="FF4400"/>
           <w:sz w:val="24"/>
-          <w:szCs w:val="24"/>
         </w:rPr>
         <w:t>Священик:</w:t>
       </w:r>
@@ -21812,7 +23356,6 @@
         <w:rPr>
           <w:rFonts w:ascii="Times New Roman" w:hAnsi="Times New Roman"/>
           <w:sz w:val="24"/>
-          <w:szCs w:val="24"/>
         </w:rPr>
         <w:t xml:space="preserve"> Слава тобі, що Світло нам показав!</w:t>
       </w:r>
@@ -22803,7 +24346,6 @@
           <w:i/>
           <w:color w:val="FF4400"/>
           <w:sz w:val="24"/>
-          <w:szCs w:val="24"/>
         </w:rPr>
         <w:t>Священик:</w:t>
       </w:r>
@@ -22811,17 +24353,8 @@
         <w:rPr>
           <w:rFonts w:ascii="Times New Roman" w:hAnsi="Times New Roman"/>
           <w:sz w:val="24"/>
-          <w:szCs w:val="24"/>
-        </w:rPr>
-        <w:t xml:space="preserve"> Бо Ти – Бог милости, ласк і людинолюбности, і Тобі славу</w:t>
-      </w:r>
-      <w:r>
-        <w:rPr>
-          <w:rFonts w:ascii="Times New Roman" w:hAnsi="Times New Roman"/>
-          <w:sz w:val="24"/>
-          <w:szCs w:val="24"/>
-        </w:rPr>
-        <w:t xml:space="preserve"> віддаємо, Отцю, і Сину, і Святому Духові, нині, і повсякчас, і на віки віків.</w:t>
+        </w:rPr>
+        <w:t xml:space="preserve"> Бо Ти – Бог милости, ласк і людинолюбности, і Тобі славу віддаємо, Отцю, і Сину, і Святому Духові, нині, і повсякчас, і на віки віків.</w:t>
       </w:r>
     </w:p>
     <w:p>
@@ -22878,7 +24411,6 @@
           <w:i/>
           <w:color w:val="FF4400"/>
           <w:sz w:val="24"/>
-          <w:szCs w:val="24"/>
         </w:rPr>
         <w:t>Священик:</w:t>
       </w:r>
@@ -22886,7 +24418,6 @@
         <w:rPr>
           <w:rFonts w:ascii="Times New Roman" w:hAnsi="Times New Roman"/>
           <w:sz w:val="24"/>
-          <w:szCs w:val="24"/>
         </w:rPr>
         <w:t xml:space="preserve"> Мир всім.</w:t>
       </w:r>
@@ -23433,57 +24964,35 @@
     </w:p>
     <w:p>
       <w:pPr>
-        <w:spacing w:after="120"/>
-        <w:jc w:val="both"/>
-        <w:rPr>
-          <w:rFonts w:ascii="Times New Roman" w:hAnsi="Times New Roman"/>
-          <w:sz w:val="24"/>
-          <w:szCs w:val="24"/>
-        </w:rPr>
-      </w:pPr>
-      <w:r>
-        <w:rPr>
-          <w:rFonts w:ascii="Times New Roman" w:hAnsi="Times New Roman"/>
-          <w:sz w:val="24"/>
-          <w:szCs w:val="24"/>
-        </w:rPr>
-        <w:t xml:space="preserve">Святий Боже, святий Кріпкий, святий Безсмертний, помилуй нас </w:t>
-      </w:r>
-      <w:r>
-        <w:rPr>
-          <w:rFonts w:ascii="Times New Roman" w:hAnsi="Times New Roman"/>
-          <w:i/>
-          <w:color w:val="FF0000"/>
-          <w:sz w:val="24"/>
-          <w:szCs w:val="24"/>
-        </w:rPr>
-        <w:t>(3 р.)</w:t>
-      </w:r>
-      <w:r>
-        <w:rPr>
-          <w:rFonts w:ascii="Times New Roman" w:hAnsi="Times New Roman"/>
-          <w:i/>
-          <w:sz w:val="24"/>
-          <w:szCs w:val="24"/>
-        </w:rPr>
-        <w:t>.</w:t>
-      </w:r>
-    </w:p>
-    <w:p>
-      <w:pPr>
-        <w:spacing w:after="120"/>
-        <w:jc w:val="both"/>
-        <w:rPr>
-          <w:rFonts w:ascii="Times New Roman" w:hAnsi="Times New Roman"/>
-          <w:sz w:val="24"/>
-          <w:szCs w:val="24"/>
-        </w:rPr>
-      </w:pPr>
-      <w:r>
-        <w:rPr>
-          <w:rFonts w:ascii="Times New Roman" w:hAnsi="Times New Roman"/>
-          <w:sz w:val="24"/>
-          <w:szCs w:val="24"/>
+        <w:pStyle w:val="a"/>
+        <w:spacing w:after="120"/>
+      </w:pPr>
+      <w:r>
+        <w:rPr>
+          <w:rFonts w:ascii="Times New Roman" w:hAnsi="Times New Roman"/>
+          <w:sz w:val="24"/>
+        </w:rPr>
+        <w:t xml:space="preserve">Святий Боже, святий Кріпкий, святий Безсмертний, помилуй нас. </w:t>
+      </w:r>
+      <w:r>
+        <w:rPr>
+          <w:rFonts w:ascii="Times New Roman" w:hAnsi="Times New Roman"/>
+          <w:i/>
+          <w:color w:val="FF0000"/>
+          <w:sz w:val="24"/>
+        </w:rPr>
+        <w:t>(3 р.)</w:t>
+      </w:r>
+    </w:p>
+    <w:p>
+      <w:pPr>
+        <w:pStyle w:val="a"/>
+        <w:spacing w:after="120"/>
+      </w:pPr>
+      <w:r>
+        <w:rPr>
+          <w:rFonts w:ascii="Times New Roman" w:hAnsi="Times New Roman"/>
+          <w:sz w:val="24"/>
         </w:rPr>
         <w:t>Слава Отцю, і Сину, і Святому Духові,* і нині і повсякчас, і на віки віків. Амінь.</w:t>
       </w:r>
@@ -23542,7 +25051,7 @@
           <w:sz w:val="24"/>
           <w:szCs w:val="24"/>
         </w:rPr>
-        <w:t>(3 р.)</w:t>
+        <w:t>(3 р.)</w:t>
       </w:r>
       <w:r>
         <w:rPr>
@@ -24271,7 +25780,6 @@
           <w:i/>
           <w:color w:val="FF4400"/>
           <w:sz w:val="24"/>
-          <w:szCs w:val="24"/>
         </w:rPr>
         <w:t>Священик:</w:t>
       </w:r>
@@ -24279,7 +25787,6 @@
         <w:rPr>
           <w:rFonts w:ascii="Times New Roman" w:hAnsi="Times New Roman"/>
           <w:sz w:val="24"/>
-          <w:szCs w:val="24"/>
         </w:rPr>
         <w:t xml:space="preserve"> Слава тобі, Христе Боже, надіє наша, слава тобі!</w:t>
       </w:r>
@@ -24337,7 +25844,7 @@
           <w:sz w:val="24"/>
           <w:szCs w:val="24"/>
         </w:rPr>
-        <w:t>(3 р.)</w:t>
+        <w:t>(3 р.)</w:t>
       </w:r>
       <w:r>
         <w:rPr>
@@ -24358,18 +25865,12 @@
       </w:r>
     </w:p>
     <w:p>
-      <w:pPr>
-        <w:rPr>
-          <w:rFonts w:ascii="Times New Roman" w:hAnsi="Times New Roman"/>
-        </w:rPr>
-      </w:pPr>
       <w:r>
         <w:rPr>
           <w:rFonts w:ascii="Times New Roman" w:hAnsi="Times New Roman"/>
           <w:i/>
           <w:color w:val="FF4400"/>
           <w:sz w:val="24"/>
-          <w:szCs w:val="24"/>
         </w:rPr>
         <w:t>Священик:</w:t>
       </w:r>
@@ -24377,7 +25878,6 @@
         <w:rPr>
           <w:rFonts w:ascii="Times New Roman" w:hAnsi="Times New Roman"/>
           <w:sz w:val="24"/>
-          <w:szCs w:val="24"/>
         </w:rPr>
         <w:t xml:space="preserve"> Христос, істинний Бог наш - молитвами пречистої Своєї Матері, силою чесного і животворчого хреста, заступництвом святих славних і всехвальних апостолів, святого, </w:t>
       </w:r>
@@ -24387,7 +25887,6 @@
           <w:i/>
           <w:color w:val="FF4400"/>
           <w:sz w:val="24"/>
-          <w:szCs w:val="24"/>
         </w:rPr>
         <w:t>якого є храм</w:t>
       </w:r>
@@ -24395,17 +25894,8 @@
         <w:rPr>
           <w:rFonts w:ascii="Times New Roman" w:hAnsi="Times New Roman"/>
           <w:sz w:val="24"/>
-          <w:szCs w:val="24"/>
-        </w:rPr>
-        <w:t>, собор препод</w:t>
-      </w:r>
-      <w:r>
-        <w:rPr>
-          <w:rFonts w:ascii="Times New Roman" w:hAnsi="Times New Roman"/>
-          <w:sz w:val="24"/>
-          <w:szCs w:val="24"/>
-        </w:rPr>
-        <w:t>обних отців Печерських, що спочивають у дальніх печерах, преподобного Мойсея Мурина, святого отця нашого Августина, єпископа Іппонського, святого мученика Гебре Михаїла, пресвітера ефіопського, і всіх святих - помилує і спасе нас як благий і людинолюбний.</w:t>
+        </w:rPr>
+        <w:t>, собор преподобних отців Печерських, що спочивають у дальніх печерах, преподобного Мойсея Мурина, святого отця нашого Августина, єпископа Іппонського, святого мученика Гебре Михаїла, пресвітера ефіопського, і всіх святих - помилує і спасе нас як благий і людинолюбний.</w:t>
       </w:r>
     </w:p>
     <w:p>
